--- a/学习摘要/W2-学习摘要.docx
+++ b/学习摘要/W2-学习摘要.docx
@@ -1054,6 +1054,922 @@
         <w:t>盒模型：content、padding、border、margin 四层结构，box-sizing 的两种计算方式，以及为什么 width:100% 会溢出容器（上周在 textarea 上踩过一次）。这是 CSS 布局的地基，也是面试常问的基础题。</w:t>
       </w:r>
     </w:p>
+    <w:p>
+      <w:r>
+        <w:br w:type="page"/>
+      </w:r>
+    </w:p>
+    <w:p>
+      <w:pPr>
+        <w:pStyle w:val="Heading2"/>
+      </w:pPr>
+      <w:r>
+        <w:t>第 7 天 · 2026-10-27</w:t>
+      </w:r>
+    </w:p>
+    <w:p>
+      <w:pPr>
+        <w:pStyle w:val="Heading3"/>
+      </w:pPr>
+      <w:r>
+        <w:t>一、今天犯的错误</w:t>
+      </w:r>
+    </w:p>
+    <w:tbl>
+      <w:tblPr>
+        <w:tblStyle w:val="TableGrid"/>
+        <w:tblW w:type="auto" w:w="0"/>
+        <w:tblLook w:firstColumn="1" w:firstRow="1" w:lastColumn="0" w:lastRow="0" w:noHBand="0" w:noVBand="1" w:val="04A0"/>
+      </w:tblPr>
+      <w:tblGrid>
+        <w:gridCol w:w="3213"/>
+        <w:gridCol w:w="3213"/>
+        <w:gridCol w:w="3213"/>
+      </w:tblGrid>
+      <w:tr>
+        <w:tc>
+          <w:tcPr>
+            <w:tcW w:type="dxa" w:w="3213"/>
+          </w:tcPr>
+          <w:p>
+            <w:r>
+              <w:rPr>
+                <w:b/>
+              </w:rPr>
+              <w:t>错误</w:t>
+            </w:r>
+          </w:p>
+        </w:tc>
+        <w:tc>
+          <w:tcPr>
+            <w:tcW w:type="dxa" w:w="3213"/>
+          </w:tcPr>
+          <w:p>
+            <w:r>
+              <w:rPr>
+                <w:b/>
+              </w:rPr>
+              <w:t>发生了什么</w:t>
+            </w:r>
+          </w:p>
+        </w:tc>
+        <w:tc>
+          <w:tcPr>
+            <w:tcW w:type="dxa" w:w="3213"/>
+          </w:tcPr>
+          <w:p>
+            <w:r>
+              <w:rPr>
+                <w:b/>
+              </w:rPr>
+              <w:t>以后怎么办</w:t>
+            </w:r>
+          </w:p>
+        </w:tc>
+      </w:tr>
+      <w:tr>
+        <w:tc>
+          <w:tcPr>
+            <w:tcW w:type="dxa" w:w="3213"/>
+          </w:tcPr>
+          <w:p>
+            <w:r>
+              <w:t>卡片样式加到了标题上</w:t>
+            </w:r>
+          </w:p>
+        </w:tc>
+        <w:tc>
+          <w:tcPr>
+            <w:tcW w:type="dxa" w:w="3213"/>
+          </w:tcPr>
+          <w:p>
+            <w:r>
+              <w:t>作业要求给 .post 加 padding / border / radius，实际加到了 .post h3。结果是只有标题被框住，正文露在框外。</w:t>
+            </w:r>
+          </w:p>
+        </w:tc>
+        <w:tc>
+          <w:tcPr>
+            <w:tcW w:type="dxa" w:w="3213"/>
+          </w:tcPr>
+          <w:p>
+            <w:r>
+              <w:t>改「整个组件」用组件自己的类（.post），改「组件里的某类元素」才用后代选择器（.post h3）。这一步分错，后面所有样式都跑偏。</w:t>
+            </w:r>
+          </w:p>
+        </w:tc>
+      </w:tr>
+      <w:tr>
+        <w:tc>
+          <w:tcPr>
+            <w:tcW w:type="dxa" w:w="3213"/>
+          </w:tcPr>
+          <w:p>
+            <w:r>
+              <w:t>答错了题目的对象</w:t>
+            </w:r>
+          </w:p>
+        </w:tc>
+        <w:tc>
+          <w:tcPr>
+            <w:tcW w:type="dxa" w:w="3213"/>
+          </w:tcPr>
+          <w:p>
+            <w:r>
+              <w:t>第 3 题问「两张卡片之间的间距」，回答的是「h3 的 margin 是 20px」。</w:t>
+            </w:r>
+          </w:p>
+        </w:tc>
+        <w:tc>
+          <w:tcPr>
+            <w:tcW w:type="dxa" w:w="3213"/>
+          </w:tcPr>
+          <w:p>
+            <w:r>
+              <w:t>读题先确认问的是哪个元素。观察数据对、对象错，等于没答对。</w:t>
+            </w:r>
+          </w:p>
+        </w:tc>
+      </w:tr>
+      <w:tr>
+        <w:tc>
+          <w:tcPr>
+            <w:tcW w:type="dxa" w:w="3213"/>
+          </w:tcPr>
+          <w:p>
+            <w:r>
+              <w:t>把行内样式和 &lt;style&gt; 标签混为一谈</w:t>
+            </w:r>
+          </w:p>
+        </w:tc>
+        <w:tc>
+          <w:tcPr>
+            <w:tcW w:type="dxa" w:w="3213"/>
+          </w:tcPr>
+          <w:p>
+            <w:r>
+              <w:t>笔记里写「三是行内的 &lt;style&gt;」，行内样式指的是 style="..." 属性，和 &lt;style&gt; 块是两种不同的写法。</w:t>
+            </w:r>
+          </w:p>
+        </w:tc>
+        <w:tc>
+          <w:tcPr>
+            <w:tcW w:type="dxa" w:w="3213"/>
+          </w:tcPr>
+          <w:p>
+            <w:r>
+              <w:t>三种写法：外部文件（link）、内部样式块（style 标签）、行内属性（style 属性）。名字相近，作用范围和优先级都不同。</w:t>
+            </w:r>
+          </w:p>
+        </w:tc>
+      </w:tr>
+      <w:tr>
+        <w:tc>
+          <w:tcPr>
+            <w:tcW w:type="dxa" w:w="3213"/>
+          </w:tcPr>
+          <w:p>
+            <w:r>
+              <w:t>加了类名但没有对应样式</w:t>
+            </w:r>
+          </w:p>
+        </w:tc>
+        <w:tc>
+          <w:tcPr>
+            <w:tcW w:type="dxa" w:w="3213"/>
+          </w:tcPr>
+          <w:p>
+            <w:r>
+              <w:t>联系页给一个 article 加了 class="mailtome"，但 CSS 里没有 .mailtome 的规则。</w:t>
+            </w:r>
+          </w:p>
+        </w:tc>
+        <w:tc>
+          <w:tcPr>
+            <w:tcW w:type="dxa" w:w="3213"/>
+          </w:tcPr>
+          <w:p>
+            <w:r>
+              <w:t>类名是给样式或 JS 用的钩子。加了不用就是死代码，和写了一条不生效的 CSS 一样。</w:t>
+            </w:r>
+          </w:p>
+        </w:tc>
+      </w:tr>
+    </w:tbl>
+    <w:p>
+      <w:pPr>
+        <w:pStyle w:val="Heading3"/>
+      </w:pPr>
+      <w:r>
+        <w:t>二、新词与生词</w:t>
+      </w:r>
+    </w:p>
+    <w:tbl>
+      <w:tblPr>
+        <w:tblStyle w:val="TableGrid"/>
+        <w:tblW w:type="auto" w:w="0"/>
+        <w:tblLook w:firstColumn="1" w:firstRow="1" w:lastColumn="0" w:lastRow="0" w:noHBand="0" w:noVBand="1" w:val="04A0"/>
+      </w:tblPr>
+      <w:tblGrid>
+        <w:gridCol w:w="3213"/>
+        <w:gridCol w:w="3213"/>
+        <w:gridCol w:w="3213"/>
+      </w:tblGrid>
+      <w:tr>
+        <w:tc>
+          <w:tcPr>
+            <w:tcW w:type="dxa" w:w="3213"/>
+          </w:tcPr>
+          <w:p>
+            <w:r>
+              <w:rPr>
+                <w:b/>
+              </w:rPr>
+              <w:t>英文</w:t>
+            </w:r>
+          </w:p>
+        </w:tc>
+        <w:tc>
+          <w:tcPr>
+            <w:tcW w:type="dxa" w:w="3213"/>
+          </w:tcPr>
+          <w:p>
+            <w:r>
+              <w:rPr>
+                <w:b/>
+              </w:rPr>
+              <w:t>中文</w:t>
+            </w:r>
+          </w:p>
+        </w:tc>
+        <w:tc>
+          <w:tcPr>
+            <w:tcW w:type="dxa" w:w="3213"/>
+          </w:tcPr>
+          <w:p>
+            <w:r>
+              <w:rPr>
+                <w:b/>
+              </w:rPr>
+              <w:t>用大白话说</w:t>
+            </w:r>
+          </w:p>
+        </w:tc>
+      </w:tr>
+      <w:tr>
+        <w:tc>
+          <w:tcPr>
+            <w:tcW w:type="dxa" w:w="3213"/>
+          </w:tcPr>
+          <w:p>
+            <w:r>
+              <w:t>box model</w:t>
+            </w:r>
+          </w:p>
+        </w:tc>
+        <w:tc>
+          <w:tcPr>
+            <w:tcW w:type="dxa" w:w="3213"/>
+          </w:tcPr>
+          <w:p>
+            <w:r>
+              <w:t>盒模型</w:t>
+            </w:r>
+          </w:p>
+        </w:tc>
+        <w:tc>
+          <w:tcPr>
+            <w:tcW w:type="dxa" w:w="3213"/>
+          </w:tcPr>
+          <w:p>
+            <w:r>
+              <w:t>每个元素在浏览器眼里都是一个矩形盒子</w:t>
+            </w:r>
+          </w:p>
+        </w:tc>
+      </w:tr>
+      <w:tr>
+        <w:tc>
+          <w:tcPr>
+            <w:tcW w:type="dxa" w:w="3213"/>
+          </w:tcPr>
+          <w:p>
+            <w:r>
+              <w:t>content</w:t>
+            </w:r>
+          </w:p>
+        </w:tc>
+        <w:tc>
+          <w:tcPr>
+            <w:tcW w:type="dxa" w:w="3213"/>
+          </w:tcPr>
+          <w:p>
+            <w:r>
+              <w:t>内容区</w:t>
+            </w:r>
+          </w:p>
+        </w:tc>
+        <w:tc>
+          <w:tcPr>
+            <w:tcW w:type="dxa" w:w="3213"/>
+          </w:tcPr>
+          <w:p>
+            <w:r>
+              <w:t>文字和图片真正占据的区域</w:t>
+            </w:r>
+          </w:p>
+        </w:tc>
+      </w:tr>
+      <w:tr>
+        <w:tc>
+          <w:tcPr>
+            <w:tcW w:type="dxa" w:w="3213"/>
+          </w:tcPr>
+          <w:p>
+            <w:r>
+              <w:t>padding</w:t>
+            </w:r>
+          </w:p>
+        </w:tc>
+        <w:tc>
+          <w:tcPr>
+            <w:tcW w:type="dxa" w:w="3213"/>
+          </w:tcPr>
+          <w:p>
+            <w:r>
+              <w:t>内边距</w:t>
+            </w:r>
+          </w:p>
+        </w:tc>
+        <w:tc>
+          <w:tcPr>
+            <w:tcW w:type="dxa" w:w="3213"/>
+          </w:tcPr>
+          <w:p>
+            <w:r>
+              <w:t>内容到边框的距离，在盒子内部</w:t>
+            </w:r>
+          </w:p>
+        </w:tc>
+      </w:tr>
+      <w:tr>
+        <w:tc>
+          <w:tcPr>
+            <w:tcW w:type="dxa" w:w="3213"/>
+          </w:tcPr>
+          <w:p>
+            <w:r>
+              <w:t>border</w:t>
+            </w:r>
+          </w:p>
+        </w:tc>
+        <w:tc>
+          <w:tcPr>
+            <w:tcW w:type="dxa" w:w="3213"/>
+          </w:tcPr>
+          <w:p>
+            <w:r>
+              <w:t>边框</w:t>
+            </w:r>
+          </w:p>
+        </w:tc>
+        <w:tc>
+          <w:tcPr>
+            <w:tcW w:type="dxa" w:w="3213"/>
+          </w:tcPr>
+          <w:p>
+            <w:r>
+              <w:t>盒子自己的边线</w:t>
+            </w:r>
+          </w:p>
+        </w:tc>
+      </w:tr>
+      <w:tr>
+        <w:tc>
+          <w:tcPr>
+            <w:tcW w:type="dxa" w:w="3213"/>
+          </w:tcPr>
+          <w:p>
+            <w:r>
+              <w:t>margin</w:t>
+            </w:r>
+          </w:p>
+        </w:tc>
+        <w:tc>
+          <w:tcPr>
+            <w:tcW w:type="dxa" w:w="3213"/>
+          </w:tcPr>
+          <w:p>
+            <w:r>
+              <w:t>外边距</w:t>
+            </w:r>
+          </w:p>
+        </w:tc>
+        <w:tc>
+          <w:tcPr>
+            <w:tcW w:type="dxa" w:w="3213"/>
+          </w:tcPr>
+          <w:p>
+            <w:r>
+              <w:t>盒子与别的盒子之间的距离，在盒子外部</w:t>
+            </w:r>
+          </w:p>
+        </w:tc>
+      </w:tr>
+      <w:tr>
+        <w:tc>
+          <w:tcPr>
+            <w:tcW w:type="dxa" w:w="3213"/>
+          </w:tcPr>
+          <w:p>
+            <w:r>
+              <w:t>box-sizing</w:t>
+            </w:r>
+          </w:p>
+        </w:tc>
+        <w:tc>
+          <w:tcPr>
+            <w:tcW w:type="dxa" w:w="3213"/>
+          </w:tcPr>
+          <w:p>
+            <w:r>
+              <w:t>盒尺寸计算方式</w:t>
+            </w:r>
+          </w:p>
+        </w:tc>
+        <w:tc>
+          <w:tcPr>
+            <w:tcW w:type="dxa" w:w="3213"/>
+          </w:tcPr>
+          <w:p>
+            <w:r>
+              <w:t>决定 width 这个数字指内容区还是整个盒子</w:t>
+            </w:r>
+          </w:p>
+        </w:tc>
+      </w:tr>
+      <w:tr>
+        <w:tc>
+          <w:tcPr>
+            <w:tcW w:type="dxa" w:w="3213"/>
+          </w:tcPr>
+          <w:p>
+            <w:r>
+              <w:t>content-box</w:t>
+            </w:r>
+          </w:p>
+        </w:tc>
+        <w:tc>
+          <w:tcPr>
+            <w:tcW w:type="dxa" w:w="3213"/>
+          </w:tcPr>
+          <w:p>
+            <w:r>
+              <w:t>内容盒（默认）</w:t>
+            </w:r>
+          </w:p>
+        </w:tc>
+        <w:tc>
+          <w:tcPr>
+            <w:tcW w:type="dxa" w:w="3213"/>
+          </w:tcPr>
+          <w:p>
+            <w:r>
+              <w:t>width 只算内容，padding 和 border 额外加上去</w:t>
+            </w:r>
+          </w:p>
+        </w:tc>
+      </w:tr>
+      <w:tr>
+        <w:tc>
+          <w:tcPr>
+            <w:tcW w:type="dxa" w:w="3213"/>
+          </w:tcPr>
+          <w:p>
+            <w:r>
+              <w:t>border-box</w:t>
+            </w:r>
+          </w:p>
+        </w:tc>
+        <w:tc>
+          <w:tcPr>
+            <w:tcW w:type="dxa" w:w="3213"/>
+          </w:tcPr>
+          <w:p>
+            <w:r>
+              <w:t>边框盒</w:t>
+            </w:r>
+          </w:p>
+        </w:tc>
+        <w:tc>
+          <w:tcPr>
+            <w:tcW w:type="dxa" w:w="3213"/>
+          </w:tcPr>
+          <w:p>
+            <w:r>
+              <w:t>width 包含内容 + padding + border</w:t>
+            </w:r>
+          </w:p>
+        </w:tc>
+      </w:tr>
+      <w:tr>
+        <w:tc>
+          <w:tcPr>
+            <w:tcW w:type="dxa" w:w="3213"/>
+          </w:tcPr>
+          <w:p>
+            <w:r>
+              <w:t>margin collapse</w:t>
+            </w:r>
+          </w:p>
+        </w:tc>
+        <w:tc>
+          <w:tcPr>
+            <w:tcW w:type="dxa" w:w="3213"/>
+          </w:tcPr>
+          <w:p>
+            <w:r>
+              <w:t>外边距折叠</w:t>
+            </w:r>
+          </w:p>
+        </w:tc>
+        <w:tc>
+          <w:tcPr>
+            <w:tcW w:type="dxa" w:w="3213"/>
+          </w:tcPr>
+          <w:p>
+            <w:r>
+              <w:t>上下相邻的块级元素，外边距合并取大值而不是相加</w:t>
+            </w:r>
+          </w:p>
+        </w:tc>
+      </w:tr>
+      <w:tr>
+        <w:tc>
+          <w:tcPr>
+            <w:tcW w:type="dxa" w:w="3213"/>
+          </w:tcPr>
+          <w:p>
+            <w:r>
+              <w:t>shorthand</w:t>
+            </w:r>
+          </w:p>
+        </w:tc>
+        <w:tc>
+          <w:tcPr>
+            <w:tcW w:type="dxa" w:w="3213"/>
+          </w:tcPr>
+          <w:p>
+            <w:r>
+              <w:t>简写属性</w:t>
+            </w:r>
+          </w:p>
+        </w:tc>
+        <w:tc>
+          <w:tcPr>
+            <w:tcW w:type="dxa" w:w="3213"/>
+          </w:tcPr>
+          <w:p>
+            <w:r>
+              <w:t>margin: 10px 20px 这种一个属性写四个方向</w:t>
+            </w:r>
+          </w:p>
+        </w:tc>
+      </w:tr>
+      <w:tr>
+        <w:tc>
+          <w:tcPr>
+            <w:tcW w:type="dxa" w:w="3213"/>
+          </w:tcPr>
+          <w:p>
+            <w:r>
+              <w:t>auto</w:t>
+            </w:r>
+          </w:p>
+        </w:tc>
+        <w:tc>
+          <w:tcPr>
+            <w:tcW w:type="dxa" w:w="3213"/>
+          </w:tcPr>
+          <w:p>
+            <w:r>
+              <w:t>自动</w:t>
+            </w:r>
+          </w:p>
+        </w:tc>
+        <w:tc>
+          <w:tcPr>
+            <w:tcW w:type="dxa" w:w="3213"/>
+          </w:tcPr>
+          <w:p>
+            <w:r>
+              <w:t>不是长度，是让浏览器自己算；左右 auto 就是居中</w:t>
+            </w:r>
+          </w:p>
+        </w:tc>
+      </w:tr>
+      <w:tr>
+        <w:tc>
+          <w:tcPr>
+            <w:tcW w:type="dxa" w:w="3213"/>
+          </w:tcPr>
+          <w:p>
+            <w:r>
+              <w:t>rem</w:t>
+            </w:r>
+          </w:p>
+        </w:tc>
+        <w:tc>
+          <w:tcPr>
+            <w:tcW w:type="dxa" w:w="3213"/>
+          </w:tcPr>
+          <w:p>
+            <w:r>
+              <w:t>根相对单位</w:t>
+            </w:r>
+          </w:p>
+        </w:tc>
+        <w:tc>
+          <w:tcPr>
+            <w:tcW w:type="dxa" w:w="3213"/>
+          </w:tcPr>
+          <w:p>
+            <w:r>
+              <w:t>相对 html 的字号，默认 1rem = 16px</w:t>
+            </w:r>
+          </w:p>
+        </w:tc>
+      </w:tr>
+      <w:tr>
+        <w:tc>
+          <w:tcPr>
+            <w:tcW w:type="dxa" w:w="3213"/>
+          </w:tcPr>
+          <w:p>
+            <w:r>
+              <w:t>em</w:t>
+            </w:r>
+          </w:p>
+        </w:tc>
+        <w:tc>
+          <w:tcPr>
+            <w:tcW w:type="dxa" w:w="3213"/>
+          </w:tcPr>
+          <w:p>
+            <w:r>
+              <w:t>自身相对单位</w:t>
+            </w:r>
+          </w:p>
+        </w:tc>
+        <w:tc>
+          <w:tcPr>
+            <w:tcW w:type="dxa" w:w="3213"/>
+          </w:tcPr>
+          <w:p>
+            <w:r>
+              <w:t>相对当前元素的字号，会逐层相乘</w:t>
+            </w:r>
+          </w:p>
+        </w:tc>
+      </w:tr>
+      <w:tr>
+        <w:tc>
+          <w:tcPr>
+            <w:tcW w:type="dxa" w:w="3213"/>
+          </w:tcPr>
+          <w:p>
+            <w:r>
+              <w:t>user agent stylesheet</w:t>
+            </w:r>
+          </w:p>
+        </w:tc>
+        <w:tc>
+          <w:tcPr>
+            <w:tcW w:type="dxa" w:w="3213"/>
+          </w:tcPr>
+          <w:p>
+            <w:r>
+              <w:t>浏览器默认样式</w:t>
+            </w:r>
+          </w:p>
+        </w:tc>
+        <w:tc>
+          <w:tcPr>
+            <w:tcW w:type="dxa" w:w="3213"/>
+          </w:tcPr>
+          <w:p>
+            <w:r>
+              <w:t>浏览器自带的一份 CSS，h1~h6 自带 margin 就是它给的</w:t>
+            </w:r>
+          </w:p>
+        </w:tc>
+      </w:tr>
+      <w:tr>
+        <w:tc>
+          <w:tcPr>
+            <w:tcW w:type="dxa" w:w="3213"/>
+          </w:tcPr>
+          <w:p>
+            <w:r>
+              <w:t>element.style</w:t>
+            </w:r>
+          </w:p>
+        </w:tc>
+        <w:tc>
+          <w:tcPr>
+            <w:tcW w:type="dxa" w:w="3213"/>
+          </w:tcPr>
+          <w:p>
+            <w:r>
+              <w:t>行内样式面板</w:t>
+            </w:r>
+          </w:p>
+        </w:tc>
+        <w:tc>
+          <w:tcPr>
+            <w:tcW w:type="dxa" w:w="3213"/>
+          </w:tcPr>
+          <w:p>
+            <w:r>
+              <w:t>DevTools 里给元素临时加样式的地方，优先级 1000</w:t>
+            </w:r>
+          </w:p>
+        </w:tc>
+      </w:tr>
+    </w:tbl>
+    <w:p>
+      <w:pPr>
+        <w:pStyle w:val="Heading3"/>
+      </w:pPr>
+      <w:r>
+        <w:t>三、今天学到的新知识</w:t>
+      </w:r>
+    </w:p>
+    <w:p>
+      <w:pPr>
+        <w:pStyle w:val="ListBullet"/>
+      </w:pPr>
+      <w:r>
+        <w:t>盒模型四层：content（内容）、padding（内边距）、border（边框）、margin（外边距）。DevTools 里对应蓝、绿、黄、橙四种颜色。</w:t>
+      </w:r>
+    </w:p>
+    <w:p>
+      <w:pPr>
+        <w:pStyle w:val="ListBullet"/>
+      </w:pPr>
+      <w:r>
+        <w:t>box-sizing 不改变 padding 和 border 的大小，它只改变 width 这个数字指哪一段：content-box 指内容区，border-box 指整个盒子。</w:t>
+      </w:r>
+    </w:p>
+    <w:p>
+      <w:pPr>
+        <w:pStyle w:val="ListBullet"/>
+      </w:pPr>
+      <w:r>
+        <w:t>具体算：容器 820px、padding 60px、width:100% 时，content-box 实际占 940px（溢出 120），border-box 实际占 820px（内容压到 700）。</w:t>
+      </w:r>
+    </w:p>
+    <w:p>
+      <w:pPr>
+        <w:pStyle w:val="ListBullet"/>
+      </w:pPr>
+      <w:r>
+        <w:t>width:auto（不写宽度）时，块级元素会自动让位，padding 不会造成溢出；只有写了明确宽度（如 100%）才会。这解释了「只加 padding 看不出问题」。</w:t>
+      </w:r>
+    </w:p>
+    <w:p>
+      <w:pPr>
+        <w:pStyle w:val="ListBullet"/>
+      </w:pPr>
+      <w:r>
+        <w:t>真实项目的标准做法是在 CSS 开头给 *、*::before、*::after 统一设 box-sizing: border-box，因为人设计时想的是「这块占多宽」。</w:t>
+      </w:r>
+    </w:p>
+    <w:p>
+      <w:pPr>
+        <w:pStyle w:val="ListBullet"/>
+      </w:pPr>
+      <w:r>
+        <w:t>通配符 * 的优先级是 0 分，几乎最低，但它命中了所有元素、没有竞争者，所以照样生效。优先级只在两条规则抢同一个元素时才有意义。</w:t>
+      </w:r>
+    </w:p>
+    <w:p>
+      <w:pPr>
+        <w:pStyle w:val="ListBullet"/>
+      </w:pPr>
+      <w:r>
+        <w:t>margin 折叠：上下相邻的块级元素，间距取两个 margin 中较大的那个，不是相加。只在垂直方向、块级元素之间发生。</w:t>
+      </w:r>
+    </w:p>
+    <w:p>
+      <w:pPr>
+        <w:pStyle w:val="ListBullet"/>
+      </w:pPr>
+      <w:r>
+        <w:t>margin: 0 auto 居中的原理：左右 margin 为 auto 时，剩余空间被平均分配。前提是盒子有明确宽度。</w:t>
+      </w:r>
+    </w:p>
+    <w:p>
+      <w:pPr>
+        <w:pStyle w:val="ListBullet"/>
+      </w:pPr>
+      <w:r>
+        <w:t>百分比的参照物：width/height 相对父元素；但 padding 和 margin 的百分比，即使是上下方向，也相对父元素的宽度。</w:t>
+      </w:r>
+    </w:p>
+    <w:p>
+      <w:pPr>
+        <w:pStyle w:val="ListBullet"/>
+      </w:pPr>
+      <w:r>
+        <w:t>height: 50% 在父元素高度为 auto 时不生效——没有参照物，百分比无从计算。</w:t>
+      </w:r>
+    </w:p>
+    <w:p>
+      <w:pPr>
+        <w:pStyle w:val="ListBullet"/>
+      </w:pPr>
+      <w:r>
+        <w:t>em 会逐层相乘：父级 20px 时 1.5em 是 30px，子级再 1.5em 就变成 45px。所以实际项目里首选 px 或 rem。</w:t>
+      </w:r>
+    </w:p>
+    <w:p>
+      <w:pPr>
+        <w:pStyle w:val="ListBullet"/>
+      </w:pPr>
+      <w:r>
+        <w:t>浏览器有默认样式（user agent stylesheet）：h1~h6 自带上下 margin（1em），body 自带 8px margin，p 自带上下 margin。写 CSS 前先知道有这份底子。</w:t>
+      </w:r>
+    </w:p>
+    <w:p>
+      <w:pPr>
+        <w:pStyle w:val="Heading3"/>
+      </w:pPr>
+      <w:r>
+        <w:t>四、今天的产出</w:t>
+      </w:r>
+    </w:p>
+    <w:p>
+      <w:pPr>
+        <w:pStyle w:val="ListBullet"/>
+      </w:pPr>
+      <w:r>
+        <w:t>main.css 顶部加入全局 box-sizing: border-box（含伪元素）</w:t>
+      </w:r>
+    </w:p>
+    <w:p>
+      <w:pPr>
+        <w:pStyle w:val="ListBullet"/>
+      </w:pPr>
+      <w:r>
+        <w:t>日志卡片化：.post 加 padding 16px 20px、1px 边框、8px 圆角、下外边距 20px</w:t>
+      </w:r>
+    </w:p>
+    <w:p>
+      <w:pPr>
+        <w:pStyle w:val="ListBullet"/>
+      </w:pPr>
+      <w:r>
+        <w:t>实测卡片间距为 20px（margin-bottom 20 与下一张的 margin-top 0 折叠）</w:t>
+      </w:r>
+    </w:p>
+    <w:p>
+      <w:pPr>
+        <w:pStyle w:val="ListBullet"/>
+      </w:pPr>
+      <w:r>
+        <w:t>首页侧栏加入 figure + figcaption + 配图</w:t>
+      </w:r>
+    </w:p>
+    <w:p>
+      <w:pPr>
+        <w:pStyle w:val="ListBullet"/>
+      </w:pPr>
+      <w:r>
+        <w:t>验证：main.css 与站点页面均返回 HTTP 200，CSS 共 9 条规则、括号配对正确</w:t>
+      </w:r>
+    </w:p>
+    <w:p>
+      <w:pPr>
+        <w:pStyle w:val="ListBullet"/>
+      </w:pPr>
+      <w:r>
+        <w:t>提交：style: 日志卡片化，全局 box-sizing</w:t>
+      </w:r>
+    </w:p>
+    <w:p>
+      <w:pPr>
+        <w:pStyle w:val="Heading3"/>
+      </w:pPr>
+      <w:r>
+        <w:t>五、明天要做的</w:t>
+      </w:r>
+    </w:p>
+    <w:p>
+      <w:r>
+        <w:t>display 与 position：块级、行内、inline-block、flex、none 五种显示方式的区别，以及 static / relative / absolute / fixed / sticky 五种定位。这是把元素「摆到该在的位置」的工具箱。</w:t>
+      </w:r>
+    </w:p>
     <w:sectPr>
       <w:headerReference w:type="default" r:id="rId9"/>
       <w:footerReference w:type="default" r:id="rId10"/>

--- a/学习摘要/W2-学习摘要.docx
+++ b/学习摘要/W2-学习摘要.docx
@@ -1970,6 +1970,1066 @@
         <w:t>display 与 position：块级、行内、inline-block、flex、none 五种显示方式的区别，以及 static / relative / absolute / fixed / sticky 五种定位。这是把元素「摆到该在的位置」的工具箱。</w:t>
       </w:r>
     </w:p>
+    <w:p>
+      <w:r>
+        <w:br w:type="page"/>
+      </w:r>
+    </w:p>
+    <w:p>
+      <w:pPr>
+        <w:pStyle w:val="Heading2"/>
+      </w:pPr>
+      <w:r>
+        <w:t>第 8 天 · 2026-10-28</w:t>
+      </w:r>
+    </w:p>
+    <w:p>
+      <w:pPr>
+        <w:pStyle w:val="Heading3"/>
+      </w:pPr>
+      <w:r>
+        <w:t>一、今天犯的错误</w:t>
+      </w:r>
+    </w:p>
+    <w:tbl>
+      <w:tblPr>
+        <w:tblStyle w:val="TableGrid"/>
+        <w:tblW w:type="auto" w:w="0"/>
+        <w:tblLook w:firstColumn="1" w:firstRow="1" w:lastColumn="0" w:lastRow="0" w:noHBand="0" w:noVBand="1" w:val="04A0"/>
+      </w:tblPr>
+      <w:tblGrid>
+        <w:gridCol w:w="3213"/>
+        <w:gridCol w:w="3213"/>
+        <w:gridCol w:w="3213"/>
+      </w:tblGrid>
+      <w:tr>
+        <w:tc>
+          <w:tcPr>
+            <w:tcW w:type="dxa" w:w="3213"/>
+          </w:tcPr>
+          <w:p>
+            <w:r>
+              <w:rPr>
+                <w:b/>
+              </w:rPr>
+              <w:t>错误</w:t>
+            </w:r>
+          </w:p>
+        </w:tc>
+        <w:tc>
+          <w:tcPr>
+            <w:tcW w:type="dxa" w:w="3213"/>
+          </w:tcPr>
+          <w:p>
+            <w:r>
+              <w:rPr>
+                <w:b/>
+              </w:rPr>
+              <w:t>发生了什么</w:t>
+            </w:r>
+          </w:p>
+        </w:tc>
+        <w:tc>
+          <w:tcPr>
+            <w:tcW w:type="dxa" w:w="3213"/>
+          </w:tcPr>
+          <w:p>
+            <w:r>
+              <w:rPr>
+                <w:b/>
+              </w:rPr>
+              <w:t>以后怎么办</w:t>
+            </w:r>
+          </w:p>
+        </w:tc>
+      </w:tr>
+      <w:tr>
+        <w:tc>
+          <w:tcPr>
+            <w:tcW w:type="dxa" w:w="3213"/>
+          </w:tcPr>
+          <w:p>
+            <w:r>
+              <w:t>同一个属性写了两遍</w:t>
+            </w:r>
+          </w:p>
+        </w:tc>
+        <w:tc>
+          <w:tcPr>
+            <w:tcW w:type="dxa" w:w="3213"/>
+          </w:tcPr>
+          <w:p>
+            <w:r>
+              <w:t>nav a 里先写 padding: 6px 12px，隔一行又写 padding: 0 4px。层叠规则下后写的覆盖前写的，所以实际生效的是 0 4px，导航看起来没有上下留白。</w:t>
+            </w:r>
+          </w:p>
+        </w:tc>
+        <w:tc>
+          <w:tcPr>
+            <w:tcW w:type="dxa" w:w="3213"/>
+          </w:tcPr>
+          <w:p>
+            <w:r>
+              <w:t>同一属性只出现一次。写完一段样式扫一眼，看有没有重复的键。</w:t>
+            </w:r>
+          </w:p>
+        </w:tc>
+      </w:tr>
+      <w:tr>
+        <w:tc>
+          <w:tcPr>
+            <w:tcW w:type="dxa" w:w="3213"/>
+          </w:tcPr>
+          <w:p>
+            <w:r>
+              <w:t>注释重复</w:t>
+            </w:r>
+          </w:p>
+        </w:tc>
+        <w:tc>
+          <w:tcPr>
+            <w:tcW w:type="dxa" w:w="3213"/>
+          </w:tcPr>
+          <w:p>
+            <w:r>
+              <w:t>opacity: 0 和 opacity: 1 两行都贴了同一句注释。</w:t>
+            </w:r>
+          </w:p>
+        </w:tc>
+        <w:tc>
+          <w:tcPr>
+            <w:tcW w:type="dxa" w:w="3213"/>
+          </w:tcPr>
+          <w:p>
+            <w:r>
+              <w:t>注释写在规则块上方一次就够，逐行贴同一句反而干扰阅读。</w:t>
+            </w:r>
+          </w:p>
+        </w:tc>
+      </w:tr>
+      <w:tr>
+        <w:tc>
+          <w:tcPr>
+            <w:tcW w:type="dxa" w:w="3213"/>
+          </w:tcPr>
+          <w:p>
+            <w:r>
+              <w:t>过时注释没有清理</w:t>
+            </w:r>
+          </w:p>
+        </w:tc>
+        <w:tc>
+          <w:tcPr>
+            <w:tcW w:type="dxa" w:w="3213"/>
+          </w:tcPr>
+          <w:p>
+            <w:r>
+              <w:t>文件末尾还留着 10/26、10/27 的旧观察记录，其中「h3 的 margin 是 20px」那条当时答错了对象。</w:t>
+            </w:r>
+          </w:p>
+        </w:tc>
+        <w:tc>
+          <w:tcPr>
+            <w:tcW w:type="dxa" w:w="3213"/>
+          </w:tcPr>
+          <w:p>
+            <w:r>
+              <w:t>注释也是代码的一部分。过时的观察应该更新或删掉，否则以后自己会被它误导。</w:t>
+            </w:r>
+          </w:p>
+        </w:tc>
+      </w:tr>
+      <w:tr>
+        <w:tc>
+          <w:tcPr>
+            <w:tcW w:type="dxa" w:w="3213"/>
+          </w:tcPr>
+          <w:p>
+            <w:r>
+              <w:t>老师读文件时截断了内容（我的失误）</w:t>
+            </w:r>
+          </w:p>
+        </w:tc>
+        <w:tc>
+          <w:tcPr>
+            <w:tcW w:type="dxa" w:w="3213"/>
+          </w:tcPr>
+          <w:p>
+            <w:r>
+              <w:t>用 tail 查看 index.html 尾部，因为文件末尾有一大段注释块，脚本没被显示出来，差点误判「script 没加」。</w:t>
+            </w:r>
+          </w:p>
+        </w:tc>
+        <w:tc>
+          <w:tcPr>
+            <w:tcW w:type="dxa" w:w="3213"/>
+          </w:tcPr>
+          <w:p>
+            <w:r>
+              <w:t>检查学员作业时读完整文件或按关键词搜索，不要用固定行数的窗口去判断有无。</w:t>
+            </w:r>
+          </w:p>
+        </w:tc>
+      </w:tr>
+    </w:tbl>
+    <w:p>
+      <w:pPr>
+        <w:pStyle w:val="Heading3"/>
+      </w:pPr>
+      <w:r>
+        <w:t>二、新词与生词</w:t>
+      </w:r>
+    </w:p>
+    <w:tbl>
+      <w:tblPr>
+        <w:tblStyle w:val="TableGrid"/>
+        <w:tblW w:type="auto" w:w="0"/>
+        <w:tblLook w:firstColumn="1" w:firstRow="1" w:lastColumn="0" w:lastRow="0" w:noHBand="0" w:noVBand="1" w:val="04A0"/>
+      </w:tblPr>
+      <w:tblGrid>
+        <w:gridCol w:w="3213"/>
+        <w:gridCol w:w="3213"/>
+        <w:gridCol w:w="3213"/>
+      </w:tblGrid>
+      <w:tr>
+        <w:tc>
+          <w:tcPr>
+            <w:tcW w:type="dxa" w:w="3213"/>
+          </w:tcPr>
+          <w:p>
+            <w:r>
+              <w:rPr>
+                <w:b/>
+              </w:rPr>
+              <w:t>英文</w:t>
+            </w:r>
+          </w:p>
+        </w:tc>
+        <w:tc>
+          <w:tcPr>
+            <w:tcW w:type="dxa" w:w="3213"/>
+          </w:tcPr>
+          <w:p>
+            <w:r>
+              <w:rPr>
+                <w:b/>
+              </w:rPr>
+              <w:t>中文</w:t>
+            </w:r>
+          </w:p>
+        </w:tc>
+        <w:tc>
+          <w:tcPr>
+            <w:tcW w:type="dxa" w:w="3213"/>
+          </w:tcPr>
+          <w:p>
+            <w:r>
+              <w:rPr>
+                <w:b/>
+              </w:rPr>
+              <w:t>用大白话说</w:t>
+            </w:r>
+          </w:p>
+        </w:tc>
+      </w:tr>
+      <w:tr>
+        <w:tc>
+          <w:tcPr>
+            <w:tcW w:type="dxa" w:w="3213"/>
+          </w:tcPr>
+          <w:p>
+            <w:r>
+              <w:t>document flow</w:t>
+            </w:r>
+          </w:p>
+        </w:tc>
+        <w:tc>
+          <w:tcPr>
+            <w:tcW w:type="dxa" w:w="3213"/>
+          </w:tcPr>
+          <w:p>
+            <w:r>
+              <w:t>文档流</w:t>
+            </w:r>
+          </w:p>
+        </w:tc>
+        <w:tc>
+          <w:tcPr>
+            <w:tcW w:type="dxa" w:w="3213"/>
+          </w:tcPr>
+          <w:p>
+            <w:r>
+              <w:t>浏览器默认从上到下、从左到右排列元素的秩序</w:t>
+            </w:r>
+          </w:p>
+        </w:tc>
+      </w:tr>
+      <w:tr>
+        <w:tc>
+          <w:tcPr>
+            <w:tcW w:type="dxa" w:w="3213"/>
+          </w:tcPr>
+          <w:p>
+            <w:r>
+              <w:t>display: block</w:t>
+            </w:r>
+          </w:p>
+        </w:tc>
+        <w:tc>
+          <w:tcPr>
+            <w:tcW w:type="dxa" w:w="3213"/>
+          </w:tcPr>
+          <w:p>
+            <w:r>
+              <w:t>块级显示</w:t>
+            </w:r>
+          </w:p>
+        </w:tc>
+        <w:tc>
+          <w:tcPr>
+            <w:tcW w:type="dxa" w:w="3213"/>
+          </w:tcPr>
+          <w:p>
+            <w:r>
+              <w:t>独占一行，宽高可设</w:t>
+            </w:r>
+          </w:p>
+        </w:tc>
+      </w:tr>
+      <w:tr>
+        <w:tc>
+          <w:tcPr>
+            <w:tcW w:type="dxa" w:w="3213"/>
+          </w:tcPr>
+          <w:p>
+            <w:r>
+              <w:t>display: inline</w:t>
+            </w:r>
+          </w:p>
+        </w:tc>
+        <w:tc>
+          <w:tcPr>
+            <w:tcW w:type="dxa" w:w="3213"/>
+          </w:tcPr>
+          <w:p>
+            <w:r>
+              <w:t>行内显示</w:t>
+            </w:r>
+          </w:p>
+        </w:tc>
+        <w:tc>
+          <w:tcPr>
+            <w:tcW w:type="dxa" w:w="3213"/>
+          </w:tcPr>
+          <w:p>
+            <w:r>
+              <w:t>跟文字排一行，宽高设置无效</w:t>
+            </w:r>
+          </w:p>
+        </w:tc>
+      </w:tr>
+      <w:tr>
+        <w:tc>
+          <w:tcPr>
+            <w:tcW w:type="dxa" w:w="3213"/>
+          </w:tcPr>
+          <w:p>
+            <w:r>
+              <w:t>display: inline-block</w:t>
+            </w:r>
+          </w:p>
+        </w:tc>
+        <w:tc>
+          <w:tcPr>
+            <w:tcW w:type="dxa" w:w="3213"/>
+          </w:tcPr>
+          <w:p>
+            <w:r>
+              <w:t>行内块</w:t>
+            </w:r>
+          </w:p>
+        </w:tc>
+        <w:tc>
+          <w:tcPr>
+            <w:tcW w:type="dxa" w:w="3213"/>
+          </w:tcPr>
+          <w:p>
+            <w:r>
+              <w:t>能排一行，又能设宽高</w:t>
+            </w:r>
+          </w:p>
+        </w:tc>
+      </w:tr>
+      <w:tr>
+        <w:tc>
+          <w:tcPr>
+            <w:tcW w:type="dxa" w:w="3213"/>
+          </w:tcPr>
+          <w:p>
+            <w:r>
+              <w:t>display: none</w:t>
+            </w:r>
+          </w:p>
+        </w:tc>
+        <w:tc>
+          <w:tcPr>
+            <w:tcW w:type="dxa" w:w="3213"/>
+          </w:tcPr>
+          <w:p>
+            <w:r>
+              <w:t>不渲染</w:t>
+            </w:r>
+          </w:p>
+        </w:tc>
+        <w:tc>
+          <w:tcPr>
+            <w:tcW w:type="dxa" w:w="3213"/>
+          </w:tcPr>
+          <w:p>
+            <w:r>
+              <w:t>从页面和布局里彻底拿掉</w:t>
+            </w:r>
+          </w:p>
+        </w:tc>
+      </w:tr>
+      <w:tr>
+        <w:tc>
+          <w:tcPr>
+            <w:tcW w:type="dxa" w:w="3213"/>
+          </w:tcPr>
+          <w:p>
+            <w:r>
+              <w:t>visibility: hidden</w:t>
+            </w:r>
+          </w:p>
+        </w:tc>
+        <w:tc>
+          <w:tcPr>
+            <w:tcW w:type="dxa" w:w="3213"/>
+          </w:tcPr>
+          <w:p>
+            <w:r>
+              <w:t>不可见</w:t>
+            </w:r>
+          </w:p>
+        </w:tc>
+        <w:tc>
+          <w:tcPr>
+            <w:tcW w:type="dxa" w:w="3213"/>
+          </w:tcPr>
+          <w:p>
+            <w:r>
+              <w:t>看不见但保留占位，也无法点击</w:t>
+            </w:r>
+          </w:p>
+        </w:tc>
+      </w:tr>
+      <w:tr>
+        <w:tc>
+          <w:tcPr>
+            <w:tcW w:type="dxa" w:w="3213"/>
+          </w:tcPr>
+          <w:p>
+            <w:r>
+              <w:t>position: static</w:t>
+            </w:r>
+          </w:p>
+        </w:tc>
+        <w:tc>
+          <w:tcPr>
+            <w:tcW w:type="dxa" w:w="3213"/>
+          </w:tcPr>
+          <w:p>
+            <w:r>
+              <w:t>静态定位</w:t>
+            </w:r>
+          </w:p>
+        </w:tc>
+        <w:tc>
+          <w:tcPr>
+            <w:tcW w:type="dxa" w:w="3213"/>
+          </w:tcPr>
+          <w:p>
+            <w:r>
+              <w:t>默认值，不偏离、不脱离文档流</w:t>
+            </w:r>
+          </w:p>
+        </w:tc>
+      </w:tr>
+      <w:tr>
+        <w:tc>
+          <w:tcPr>
+            <w:tcW w:type="dxa" w:w="3213"/>
+          </w:tcPr>
+          <w:p>
+            <w:r>
+              <w:t>position: relative</w:t>
+            </w:r>
+          </w:p>
+        </w:tc>
+        <w:tc>
+          <w:tcPr>
+            <w:tcW w:type="dxa" w:w="3213"/>
+          </w:tcPr>
+          <w:p>
+            <w:r>
+              <w:t>相对定位</w:t>
+            </w:r>
+          </w:p>
+        </w:tc>
+        <w:tc>
+          <w:tcPr>
+            <w:tcW w:type="dxa" w:w="3213"/>
+          </w:tcPr>
+          <w:p>
+            <w:r>
+              <w:t>相对自己的原位置偏移，原位置仍占着</w:t>
+            </w:r>
+          </w:p>
+        </w:tc>
+      </w:tr>
+      <w:tr>
+        <w:tc>
+          <w:tcPr>
+            <w:tcW w:type="dxa" w:w="3213"/>
+          </w:tcPr>
+          <w:p>
+            <w:r>
+              <w:t>position: absolute</w:t>
+            </w:r>
+          </w:p>
+        </w:tc>
+        <w:tc>
+          <w:tcPr>
+            <w:tcW w:type="dxa" w:w="3213"/>
+          </w:tcPr>
+          <w:p>
+            <w:r>
+              <w:t>绝对定位</w:t>
+            </w:r>
+          </w:p>
+        </w:tc>
+        <w:tc>
+          <w:tcPr>
+            <w:tcW w:type="dxa" w:w="3213"/>
+          </w:tcPr>
+          <w:p>
+            <w:r>
+              <w:t>相对最近的已定位祖先定位，脱离文档流</w:t>
+            </w:r>
+          </w:p>
+        </w:tc>
+      </w:tr>
+      <w:tr>
+        <w:tc>
+          <w:tcPr>
+            <w:tcW w:type="dxa" w:w="3213"/>
+          </w:tcPr>
+          <w:p>
+            <w:r>
+              <w:t>position: fixed</w:t>
+            </w:r>
+          </w:p>
+        </w:tc>
+        <w:tc>
+          <w:tcPr>
+            <w:tcW w:type="dxa" w:w="3213"/>
+          </w:tcPr>
+          <w:p>
+            <w:r>
+              <w:t>固定定位</w:t>
+            </w:r>
+          </w:p>
+        </w:tc>
+        <w:tc>
+          <w:tcPr>
+            <w:tcW w:type="dxa" w:w="3213"/>
+          </w:tcPr>
+          <w:p>
+            <w:r>
+              <w:t>相对浏览器视口定位，滚动时不动</w:t>
+            </w:r>
+          </w:p>
+        </w:tc>
+      </w:tr>
+      <w:tr>
+        <w:tc>
+          <w:tcPr>
+            <w:tcW w:type="dxa" w:w="3213"/>
+          </w:tcPr>
+          <w:p>
+            <w:r>
+              <w:t>position: sticky</w:t>
+            </w:r>
+          </w:p>
+        </w:tc>
+        <w:tc>
+          <w:tcPr>
+            <w:tcW w:type="dxa" w:w="3213"/>
+          </w:tcPr>
+          <w:p>
+            <w:r>
+              <w:t>粘性定位</w:t>
+            </w:r>
+          </w:p>
+        </w:tc>
+        <w:tc>
+          <w:tcPr>
+            <w:tcW w:type="dxa" w:w="3213"/>
+          </w:tcPr>
+          <w:p>
+            <w:r>
+              <w:t>正常流动，滚到阈值后吸附</w:t>
+            </w:r>
+          </w:p>
+        </w:tc>
+      </w:tr>
+      <w:tr>
+        <w:tc>
+          <w:tcPr>
+            <w:tcW w:type="dxa" w:w="3213"/>
+          </w:tcPr>
+          <w:p>
+            <w:r>
+              <w:t>containing block</w:t>
+            </w:r>
+          </w:p>
+        </w:tc>
+        <w:tc>
+          <w:tcPr>
+            <w:tcW w:type="dxa" w:w="3213"/>
+          </w:tcPr>
+          <w:p>
+            <w:r>
+              <w:t>包含块</w:t>
+            </w:r>
+          </w:p>
+        </w:tc>
+        <w:tc>
+          <w:tcPr>
+            <w:tcW w:type="dxa" w:w="3213"/>
+          </w:tcPr>
+          <w:p>
+            <w:r>
+              <w:t>定位时用来量距离的那个参照盒子</w:t>
+            </w:r>
+          </w:p>
+        </w:tc>
+      </w:tr>
+      <w:tr>
+        <w:tc>
+          <w:tcPr>
+            <w:tcW w:type="dxa" w:w="3213"/>
+          </w:tcPr>
+          <w:p>
+            <w:r>
+              <w:t>z-index</w:t>
+            </w:r>
+          </w:p>
+        </w:tc>
+        <w:tc>
+          <w:tcPr>
+            <w:tcW w:type="dxa" w:w="3213"/>
+          </w:tcPr>
+          <w:p>
+            <w:r>
+              <w:t>层叠顺序</w:t>
+            </w:r>
+          </w:p>
+        </w:tc>
+        <w:tc>
+          <w:tcPr>
+            <w:tcW w:type="dxa" w:w="3213"/>
+          </w:tcPr>
+          <w:p>
+            <w:r>
+              <w:t>决定重叠时谁在上层，只对定位元素生效</w:t>
+            </w:r>
+          </w:p>
+        </w:tc>
+      </w:tr>
+      <w:tr>
+        <w:tc>
+          <w:tcPr>
+            <w:tcW w:type="dxa" w:w="3213"/>
+          </w:tcPr>
+          <w:p>
+            <w:r>
+              <w:t>stacking context</w:t>
+            </w:r>
+          </w:p>
+        </w:tc>
+        <w:tc>
+          <w:tcPr>
+            <w:tcW w:type="dxa" w:w="3213"/>
+          </w:tcPr>
+          <w:p>
+            <w:r>
+              <w:t>堆叠上下文</w:t>
+            </w:r>
+          </w:p>
+        </w:tc>
+        <w:tc>
+          <w:tcPr>
+            <w:tcW w:type="dxa" w:w="3213"/>
+          </w:tcPr>
+          <w:p>
+            <w:r>
+              <w:t>z-index 的比较范围，超出范围不参与比较</w:t>
+            </w:r>
+          </w:p>
+        </w:tc>
+      </w:tr>
+      <w:tr>
+        <w:tc>
+          <w:tcPr>
+            <w:tcW w:type="dxa" w:w="3213"/>
+          </w:tcPr>
+          <w:p>
+            <w:r>
+              <w:t>querySelector</w:t>
+            </w:r>
+          </w:p>
+        </w:tc>
+        <w:tc>
+          <w:tcPr>
+            <w:tcW w:type="dxa" w:w="3213"/>
+          </w:tcPr>
+          <w:p>
+            <w:r>
+              <w:t>查询元素</w:t>
+            </w:r>
+          </w:p>
+        </w:tc>
+        <w:tc>
+          <w:tcPr>
+            <w:tcW w:type="dxa" w:w="3213"/>
+          </w:tcPr>
+          <w:p>
+            <w:r>
+              <w:t>JS 里按 CSS 选择器找元素的写法</w:t>
+            </w:r>
+          </w:p>
+        </w:tc>
+      </w:tr>
+      <w:tr>
+        <w:tc>
+          <w:tcPr>
+            <w:tcW w:type="dxa" w:w="3213"/>
+          </w:tcPr>
+          <w:p>
+            <w:r>
+              <w:t>addEventListener</w:t>
+            </w:r>
+          </w:p>
+        </w:tc>
+        <w:tc>
+          <w:tcPr>
+            <w:tcW w:type="dxa" w:w="3213"/>
+          </w:tcPr>
+          <w:p>
+            <w:r>
+              <w:t>事件监听</w:t>
+            </w:r>
+          </w:p>
+        </w:tc>
+        <w:tc>
+          <w:tcPr>
+            <w:tcW w:type="dxa" w:w="3213"/>
+          </w:tcPr>
+          <w:p>
+            <w:r>
+              <w:t>告诉浏览器「发生某件事时执行这段代码」</w:t>
+            </w:r>
+          </w:p>
+        </w:tc>
+      </w:tr>
+      <w:tr>
+        <w:tc>
+          <w:tcPr>
+            <w:tcW w:type="dxa" w:w="3213"/>
+          </w:tcPr>
+          <w:p>
+            <w:r>
+              <w:t>scrollY</w:t>
+            </w:r>
+          </w:p>
+        </w:tc>
+        <w:tc>
+          <w:tcPr>
+            <w:tcW w:type="dxa" w:w="3213"/>
+          </w:tcPr>
+          <w:p>
+            <w:r>
+              <w:t>滚动距离</w:t>
+            </w:r>
+          </w:p>
+        </w:tc>
+        <w:tc>
+          <w:tcPr>
+            <w:tcW w:type="dxa" w:w="3213"/>
+          </w:tcPr>
+          <w:p>
+            <w:r>
+              <w:t>页面已经向下滚动了多少像素</w:t>
+            </w:r>
+          </w:p>
+        </w:tc>
+      </w:tr>
+      <w:tr>
+        <w:tc>
+          <w:tcPr>
+            <w:tcW w:type="dxa" w:w="3213"/>
+          </w:tcPr>
+          <w:p>
+            <w:r>
+              <w:t>classList.toggle</w:t>
+            </w:r>
+          </w:p>
+        </w:tc>
+        <w:tc>
+          <w:tcPr>
+            <w:tcW w:type="dxa" w:w="3213"/>
+          </w:tcPr>
+          <w:p>
+            <w:r>
+              <w:t>切换类名</w:t>
+            </w:r>
+          </w:p>
+        </w:tc>
+        <w:tc>
+          <w:tcPr>
+            <w:tcW w:type="dxa" w:w="3213"/>
+          </w:tcPr>
+          <w:p>
+            <w:r>
+              <w:t>条件为真时加类，为假时去掉</w:t>
+            </w:r>
+          </w:p>
+        </w:tc>
+      </w:tr>
+      <w:tr>
+        <w:tc>
+          <w:tcPr>
+            <w:tcW w:type="dxa" w:w="3213"/>
+          </w:tcPr>
+          <w:p>
+            <w:r>
+              <w:t>transition</w:t>
+            </w:r>
+          </w:p>
+        </w:tc>
+        <w:tc>
+          <w:tcPr>
+            <w:tcW w:type="dxa" w:w="3213"/>
+          </w:tcPr>
+          <w:p>
+            <w:r>
+              <w:t>过渡</w:t>
+            </w:r>
+          </w:p>
+        </w:tc>
+        <w:tc>
+          <w:tcPr>
+            <w:tcW w:type="dxa" w:w="3213"/>
+          </w:tcPr>
+          <w:p>
+            <w:r>
+              <w:t>属性变化时用一段时间平滑过渡</w:t>
+            </w:r>
+          </w:p>
+        </w:tc>
+      </w:tr>
+      <w:tr>
+        <w:tc>
+          <w:tcPr>
+            <w:tcW w:type="dxa" w:w="3213"/>
+          </w:tcPr>
+          <w:p>
+            <w:r>
+              <w:t>progressive enhancement</w:t>
+            </w:r>
+          </w:p>
+        </w:tc>
+        <w:tc>
+          <w:tcPr>
+            <w:tcW w:type="dxa" w:w="3213"/>
+          </w:tcPr>
+          <w:p>
+            <w:r>
+              <w:t>渐进增强</w:t>
+            </w:r>
+          </w:p>
+        </w:tc>
+        <w:tc>
+          <w:tcPr>
+            <w:tcW w:type="dxa" w:w="3213"/>
+          </w:tcPr>
+          <w:p>
+            <w:r>
+              <w:t>基础功能不依赖 JS，增强体验才用 JS</w:t>
+            </w:r>
+          </w:p>
+        </w:tc>
+      </w:tr>
+    </w:tbl>
+    <w:p>
+      <w:pPr>
+        <w:pStyle w:val="Heading3"/>
+      </w:pPr>
+      <w:r>
+        <w:t>三、今天学到的新知识</w:t>
+      </w:r>
+    </w:p>
+    <w:p>
+      <w:pPr>
+        <w:pStyle w:val="ListBullet"/>
+      </w:pPr>
+      <w:r>
+        <w:t>display 和 position 都在改变元素在文档流里的行为：display 决定怎么占位置，position 决定还在不在流里。</w:t>
+      </w:r>
+    </w:p>
+    <w:p>
+      <w:pPr>
+        <w:pStyle w:val="ListBullet"/>
+      </w:pPr>
+      <w:r>
+        <w:t>行内元素（inline）的 width 和 height 会被浏览器直接忽略，这是 span / a 设了宽高却没反应的原因。</w:t>
+      </w:r>
+    </w:p>
+    <w:p>
+      <w:pPr>
+        <w:pStyle w:val="ListBullet"/>
+      </w:pPr>
+      <w:r>
+        <w:t>display: none 不占位置，后面的元素会顶上来；visibility: hidden 占着位置，只是看不见、也不能点。</w:t>
+      </w:r>
+    </w:p>
+    <w:p>
+      <w:pPr>
+        <w:pStyle w:val="ListBullet"/>
+      </w:pPr>
+      <w:r>
+        <w:t>position: relative 不带偏移值时不移动任何东西，它的实际用途是「给子元素划一块定位范围」。</w:t>
+      </w:r>
+    </w:p>
+    <w:p>
+      <w:pPr>
+        <w:pStyle w:val="ListBullet"/>
+      </w:pPr>
+      <w:r>
+        <w:t>absolute 的参照物是「最近的、position 不是 static 的祖先」；一路往上都没有时，相对整个页面（html）定位。</w:t>
+      </w:r>
+    </w:p>
+    <w:p>
+      <w:pPr>
+        <w:pStyle w:val="ListBullet"/>
+      </w:pPr>
+      <w:r>
+        <w:t>父相子绝：父元素 position: relative，子元素 position: absolute。角标、下拉菜单、关闭按钮都是这个组合。</w:t>
+      </w:r>
+    </w:p>
+    <w:p>
+      <w:pPr>
+        <w:pStyle w:val="ListBullet"/>
+      </w:pPr>
+      <w:r>
+        <w:t>z-index 只对定位元素生效，且只在同一个堆叠上下文内比较；不写时按 HTML 顺序，后面的盖前面的。</w:t>
+      </w:r>
+    </w:p>
+    <w:p>
+      <w:pPr>
+        <w:pStyle w:val="ListBullet"/>
+      </w:pPr>
+      <w:r>
+        <w:t>滚动触发的显隐可以用 CSS 的 animation-timeline: scroll() 实现，但 Firefox 目前不支持，所以真实站点仍以 JS 为主。</w:t>
+      </w:r>
+    </w:p>
+    <w:p>
+      <w:pPr>
+        <w:pStyle w:val="ListBullet"/>
+      </w:pPr>
+      <w:r>
+        <w:t>JS 里 document.querySelector('.to-top') 和 CSS 的 .to-top 选的是同一个元素，只是换了语言的写法。</w:t>
+      </w:r>
+    </w:p>
+    <w:p>
+      <w:pPr>
+        <w:pStyle w:val="ListBullet"/>
+      </w:pPr>
+      <w:r>
+        <w:t>操作不可见元素时要同时处理两个属性：opacity 管「看不看得见」，visibility 管「能不能点」。只用 opacity: 0 时按钮仍然可以被点到。</w:t>
+      </w:r>
+    </w:p>
+    <w:p>
+      <w:pPr>
+        <w:pStyle w:val="Heading3"/>
+      </w:pPr>
+      <w:r>
+        <w:t>四、今天的产出</w:t>
+      </w:r>
+    </w:p>
+    <w:p>
+      <w:pPr>
+        <w:pStyle w:val="ListBullet"/>
+      </w:pPr>
+      <w:r>
+        <w:t>导航链接改为 inline-block + padding，hover 有背景色，三个页面的分隔符全部去掉</w:t>
+      </w:r>
+    </w:p>
+    <w:p>
+      <w:pPr>
+        <w:pStyle w:val="ListBullet"/>
+      </w:pPr>
+      <w:r>
+        <w:t>.post 加 position: relative，日期用 absolute 定位到卡片右上角</w:t>
+      </w:r>
+    </w:p>
+    <w:p>
+      <w:pPr>
+        <w:pStyle w:val="ListBullet"/>
+      </w:pPr>
+      <w:r>
+        <w:t>新增固定定位的「回到顶部」按钮，滚动 300px 后才淡入，用 JS 监听 scroll 事件</w:t>
+      </w:r>
+    </w:p>
+    <w:p>
+      <w:pPr>
+        <w:pStyle w:val="ListBullet"/>
+      </w:pPr>
+      <w:r>
+        <w:t>实测：返回顶部按钮在页面顶部隐藏且不可点击，下滑后淡入</w:t>
+      </w:r>
+    </w:p>
+    <w:p>
+      <w:pPr>
+        <w:pStyle w:val="ListBullet"/>
+      </w:pPr>
+      <w:r>
+        <w:t>验证：main.css 12 条规则、括号配对正确，四个地址均返回 HTTP 200</w:t>
+      </w:r>
+    </w:p>
+    <w:p>
+      <w:pPr>
+        <w:pStyle w:val="ListBullet"/>
+      </w:pPr>
+      <w:r>
+        <w:t>提交：feat: Day8 布局改造（导航按钮、日期角标、回到顶部按钮）</w:t>
+      </w:r>
+    </w:p>
+    <w:p>
+      <w:pPr>
+        <w:pStyle w:val="Heading3"/>
+      </w:pPr>
+      <w:r>
+        <w:t>五、明天要做的</w:t>
+      </w:r>
+    </w:p>
+    <w:p>
+      <w:r>
+        <w:t>Flexbox 上：主轴与交叉轴、flex-direction、justify-content、align-items、gap、flex 简写。学完之后导航会真正排成一行，卡片列表也能并排——这是整周最重要的一节。</w:t>
+      </w:r>
+    </w:p>
     <w:sectPr>
       <w:headerReference w:type="default" r:id="rId9"/>
       <w:footerReference w:type="default" r:id="rId10"/>

--- a/学习摘要/W2-学习摘要.docx
+++ b/学习摘要/W2-学习摘要.docx
@@ -3028,6 +3028,1114 @@
     <w:p>
       <w:r>
         <w:t>Flexbox 上：主轴与交叉轴、flex-direction、justify-content、align-items、gap、flex 简写。学完之后导航会真正排成一行，卡片列表也能并排——这是整周最重要的一节。</w:t>
+      </w:r>
+    </w:p>
+    <w:p>
+      <w:r>
+        <w:br w:type="page"/>
+      </w:r>
+    </w:p>
+    <w:p>
+      <w:pPr>
+        <w:pStyle w:val="Heading2"/>
+      </w:pPr>
+      <w:r>
+        <w:t>第 9 天 · 2026-10-29</w:t>
+      </w:r>
+    </w:p>
+    <w:p>
+      <w:pPr>
+        <w:pStyle w:val="Heading3"/>
+      </w:pPr>
+      <w:r>
+        <w:t>一、今天犯的错误</w:t>
+      </w:r>
+    </w:p>
+    <w:tbl>
+      <w:tblPr>
+        <w:tblStyle w:val="TableGrid"/>
+        <w:tblW w:type="auto" w:w="0"/>
+        <w:tblLook w:firstColumn="1" w:firstRow="1" w:lastColumn="0" w:lastRow="0" w:noHBand="0" w:noVBand="1" w:val="04A0"/>
+      </w:tblPr>
+      <w:tblGrid>
+        <w:gridCol w:w="3213"/>
+        <w:gridCol w:w="3213"/>
+        <w:gridCol w:w="3213"/>
+      </w:tblGrid>
+      <w:tr>
+        <w:tc>
+          <w:tcPr>
+            <w:tcW w:type="dxa" w:w="3213"/>
+          </w:tcPr>
+          <w:p>
+            <w:r>
+              <w:rPr>
+                <w:b/>
+              </w:rPr>
+              <w:t>错误</w:t>
+            </w:r>
+          </w:p>
+        </w:tc>
+        <w:tc>
+          <w:tcPr>
+            <w:tcW w:type="dxa" w:w="3213"/>
+          </w:tcPr>
+          <w:p>
+            <w:r>
+              <w:rPr>
+                <w:b/>
+              </w:rPr>
+              <w:t>发生了什么</w:t>
+            </w:r>
+          </w:p>
+        </w:tc>
+        <w:tc>
+          <w:tcPr>
+            <w:tcW w:type="dxa" w:w="3213"/>
+          </w:tcPr>
+          <w:p>
+            <w:r>
+              <w:rPr>
+                <w:b/>
+              </w:rPr>
+              <w:t>以后怎么办</w:t>
+            </w:r>
+          </w:p>
+        </w:tc>
+      </w:tr>
+      <w:tr>
+        <w:tc>
+          <w:tcPr>
+            <w:tcW w:type="dxa" w:w="3213"/>
+          </w:tcPr>
+          <w:p>
+            <w:r>
+              <w:t>写了一个不存在的值：position: flex</w:t>
+            </w:r>
+          </w:p>
+        </w:tc>
+        <w:tc>
+          <w:tcPr>
+            <w:tcW w:type="dxa" w:w="3213"/>
+          </w:tcPr>
+          <w:p>
+            <w:r>
+              <w:t>position 只接受 static / relative / absolute / fixed / sticky 五个值，flex 不在其中。浏览器直接忽略这条声明，页面看起来「没反应」。</w:t>
+            </w:r>
+          </w:p>
+        </w:tc>
+        <w:tc>
+          <w:tcPr>
+            <w:tcW w:type="dxa" w:w="3213"/>
+          </w:tcPr>
+          <w:p>
+            <w:r>
+              <w:t>每个属性都有固定的取值范围。拿不准时去 MDN 查一下值列表，比试错快。</w:t>
+            </w:r>
+          </w:p>
+        </w:tc>
+      </w:tr>
+      <w:tr>
+        <w:tc>
+          <w:tcPr>
+            <w:tcW w:type="dxa" w:w="3213"/>
+          </w:tcPr>
+          <w:p>
+            <w:r>
+              <w:t>把容器属性写到了项目上</w:t>
+            </w:r>
+          </w:p>
+        </w:tc>
+        <w:tc>
+          <w:tcPr>
+            <w:tcW w:type="dxa" w:w="3213"/>
+          </w:tcPr>
+          <w:p>
+            <w:r>
+              <w:t>gap 和 align-items 被写在 &lt;a class="aifornav"&gt; 上——a 是 flex 项目，不是容器。项目上的这两个属性对排列毫无作用。</w:t>
+            </w:r>
+          </w:p>
+        </w:tc>
+        <w:tc>
+          <w:tcPr>
+            <w:tcW w:type="dxa" w:w="3213"/>
+          </w:tcPr>
+          <w:p>
+            <w:r>
+              <w:t>flex 属性分两类：容器属性（display / flex-direction / justify-content / align-items / gap / flex-wrap）写在父元素；项目属性（flex / align-self / order）写在子元素。</w:t>
+            </w:r>
+          </w:p>
+        </w:tc>
+      </w:tr>
+      <w:tr>
+        <w:tc>
+          <w:tcPr>
+            <w:tcW w:type="dxa" w:w="3213"/>
+          </w:tcPr>
+          <w:p>
+            <w:r>
+              <w:t>nav 加了 flex-direction: column 和 width: 100px</w:t>
+            </w:r>
+          </w:p>
+        </w:tc>
+        <w:tc>
+          <w:tcPr>
+            <w:tcW w:type="dxa" w:w="3213"/>
+          </w:tcPr>
+          <w:p>
+            <w:r>
+              <w:t>主轴变成竖直，导航变成竖排；宽度被压到 100px。作业要的是横向导航。</w:t>
+            </w:r>
+          </w:p>
+        </w:tc>
+        <w:tc>
+          <w:tcPr>
+            <w:tcW w:type="dxa" w:w="3213"/>
+          </w:tcPr>
+          <w:p>
+            <w:r>
+              <w:t>默认的 row 就是横向，不需要写。写 flex-direction 之前先问：我要改方向吗？</w:t>
+            </w:r>
+          </w:p>
+        </w:tc>
+      </w:tr>
+      <w:tr>
+        <w:tc>
+          <w:tcPr>
+            <w:tcW w:type="dxa" w:w="3213"/>
+          </w:tcPr>
+          <w:p>
+            <w:r>
+              <w:t>给 .posts 加了 col 类</w:t>
+            </w:r>
+          </w:p>
+        </w:tc>
+        <w:tc>
+          <w:tcPr>
+            <w:tcW w:type="dxa" w:w="3213"/>
+          </w:tcPr>
+          <w:p>
+            <w:r>
+              <w:t>col 是 flex-direction: column，把刚设置好的横向排列又改回竖直，flex-wrap 因此失去意义。</w:t>
+            </w:r>
+          </w:p>
+        </w:tc>
+        <w:tc>
+          <w:tcPr>
+            <w:tcW w:type="dxa" w:w="3213"/>
+          </w:tcPr>
+          <w:p>
+            <w:r>
+              <w:t>一个元素上不要同时挂两个互相冲突的方向类。改完刷新看一眼，别只看代码。</w:t>
+            </w:r>
+          </w:p>
+        </w:tc>
+      </w:tr>
+      <w:tr>
+        <w:tc>
+          <w:tcPr>
+            <w:tcW w:type="dxa" w:w="3213"/>
+          </w:tcPr>
+          <w:p>
+            <w:r>
+              <w:t>盲写：border 漏了样式值</w:t>
+            </w:r>
+          </w:p>
+        </w:tc>
+        <w:tc>
+          <w:tcPr>
+            <w:tcW w:type="dxa" w:w="3213"/>
+          </w:tcPr>
+          <w:p>
+            <w:r>
+              <w:t>写成 border: 1px #ccc，缺 solid。边框样式默认是 none，所以边框根本不显示。</w:t>
+            </w:r>
+          </w:p>
+        </w:tc>
+        <w:tc>
+          <w:tcPr>
+            <w:tcW w:type="dxa" w:w="3213"/>
+          </w:tcPr>
+          <w:p>
+            <w:r>
+              <w:t>border 简写要三样：宽度、样式、颜色。缺一样不会报错，只会静默失效。</w:t>
+            </w:r>
+          </w:p>
+        </w:tc>
+      </w:tr>
+      <w:tr>
+        <w:tc>
+          <w:tcPr>
+            <w:tcW w:type="dxa" w:w="3213"/>
+          </w:tcPr>
+          <w:p>
+            <w:r>
+              <w:t>盲写：absolute 漏了偏移值</w:t>
+            </w:r>
+          </w:p>
+        </w:tc>
+        <w:tc>
+          <w:tcPr>
+            <w:tcW w:type="dxa" w:w="3213"/>
+          </w:tcPr>
+          <w:p>
+            <w:r>
+              <w:t>只写 position: absolute，没写 top / right。元素脱离文档流但仍停在静态位置，不会跑到右上角。</w:t>
+            </w:r>
+          </w:p>
+        </w:tc>
+        <w:tc>
+          <w:tcPr>
+            <w:tcW w:type="dxa" w:w="3213"/>
+          </w:tcPr>
+          <w:p>
+            <w:r>
+              <w:t>absolute 只负责「脱离流」，要移动必须配 top / right / bottom / left 中的至少一个。</w:t>
+            </w:r>
+          </w:p>
+        </w:tc>
+      </w:tr>
+      <w:tr>
+        <w:tc>
+          <w:tcPr>
+            <w:tcW w:type="dxa" w:w="3213"/>
+          </w:tcPr>
+          <w:p>
+            <w:r>
+              <w:t>深水区：HTML 标签没闭合</w:t>
+            </w:r>
+          </w:p>
+        </w:tc>
+        <w:tc>
+          <w:tcPr>
+            <w:tcW w:type="dxa" w:w="3213"/>
+          </w:tcPr>
+          <w:p>
+            <w:r>
+              <w:t>统计结果是 div 开 3 个、闭 1 个；还有一处把 &lt;/div&gt; 写成了 &lt;div&gt;，并且在 div 上写了 href 属性。</w:t>
+            </w:r>
+          </w:p>
+        </w:tc>
+        <w:tc>
+          <w:tcPr>
+            <w:tcW w:type="dxa" w:w="3213"/>
+          </w:tcPr>
+          <w:p>
+            <w:r>
+              <w:t>写完 HTML 数一遍标签；或者用编辑器的高亮配对提示。div 上没有 href，要可点击就用 a。</w:t>
+            </w:r>
+          </w:p>
+        </w:tc>
+      </w:tr>
+      <w:tr>
+        <w:tc>
+          <w:tcPr>
+            <w:tcW w:type="dxa" w:w="3213"/>
+          </w:tcPr>
+          <w:p>
+            <w:r>
+              <w:t>深水区：nav 套 nav</w:t>
+            </w:r>
+          </w:p>
+        </w:tc>
+        <w:tc>
+          <w:tcPr>
+            <w:tcW w:type="dxa" w:w="3213"/>
+          </w:tcPr>
+          <w:p>
+            <w:r>
+              <w:t>外层容器也是 nav，里面又嵌了一个 nav。语义上页面应只有一个主导航，屏幕阅读器会报两个导航区。</w:t>
+            </w:r>
+          </w:p>
+        </w:tc>
+        <w:tc>
+          <w:tcPr>
+            <w:tcW w:type="dxa" w:w="3213"/>
+          </w:tcPr>
+          <w:p>
+            <w:r>
+              <w:t>外层当布局容器时用 div，nav 留给真正的导航区。</w:t>
+            </w:r>
+          </w:p>
+        </w:tc>
+      </w:tr>
+    </w:tbl>
+    <w:p>
+      <w:pPr>
+        <w:pStyle w:val="Heading3"/>
+      </w:pPr>
+      <w:r>
+        <w:t>二、新词与生词</w:t>
+      </w:r>
+    </w:p>
+    <w:tbl>
+      <w:tblPr>
+        <w:tblStyle w:val="TableGrid"/>
+        <w:tblW w:type="auto" w:w="0"/>
+        <w:tblLook w:firstColumn="1" w:firstRow="1" w:lastColumn="0" w:lastRow="0" w:noHBand="0" w:noVBand="1" w:val="04A0"/>
+      </w:tblPr>
+      <w:tblGrid>
+        <w:gridCol w:w="3213"/>
+        <w:gridCol w:w="3213"/>
+        <w:gridCol w:w="3213"/>
+      </w:tblGrid>
+      <w:tr>
+        <w:tc>
+          <w:tcPr>
+            <w:tcW w:type="dxa" w:w="3213"/>
+          </w:tcPr>
+          <w:p>
+            <w:r>
+              <w:rPr>
+                <w:b/>
+              </w:rPr>
+              <w:t>英文</w:t>
+            </w:r>
+          </w:p>
+        </w:tc>
+        <w:tc>
+          <w:tcPr>
+            <w:tcW w:type="dxa" w:w="3213"/>
+          </w:tcPr>
+          <w:p>
+            <w:r>
+              <w:rPr>
+                <w:b/>
+              </w:rPr>
+              <w:t>中文</w:t>
+            </w:r>
+          </w:p>
+        </w:tc>
+        <w:tc>
+          <w:tcPr>
+            <w:tcW w:type="dxa" w:w="3213"/>
+          </w:tcPr>
+          <w:p>
+            <w:r>
+              <w:rPr>
+                <w:b/>
+              </w:rPr>
+              <w:t>用大白话说</w:t>
+            </w:r>
+          </w:p>
+        </w:tc>
+      </w:tr>
+      <w:tr>
+        <w:tc>
+          <w:tcPr>
+            <w:tcW w:type="dxa" w:w="3213"/>
+          </w:tcPr>
+          <w:p>
+            <w:r>
+              <w:t>flexbox</w:t>
+            </w:r>
+          </w:p>
+        </w:tc>
+        <w:tc>
+          <w:tcPr>
+            <w:tcW w:type="dxa" w:w="3213"/>
+          </w:tcPr>
+          <w:p>
+            <w:r>
+              <w:t>弹性盒子布局</w:t>
+            </w:r>
+          </w:p>
+        </w:tc>
+        <w:tc>
+          <w:tcPr>
+            <w:tcW w:type="dxa" w:w="3213"/>
+          </w:tcPr>
+          <w:p>
+            <w:r>
+              <w:t>一维布局方案，排一行或一列时最顺手</w:t>
+            </w:r>
+          </w:p>
+        </w:tc>
+      </w:tr>
+      <w:tr>
+        <w:tc>
+          <w:tcPr>
+            <w:tcW w:type="dxa" w:w="3213"/>
+          </w:tcPr>
+          <w:p>
+            <w:r>
+              <w:t>flex container</w:t>
+            </w:r>
+          </w:p>
+        </w:tc>
+        <w:tc>
+          <w:tcPr>
+            <w:tcW w:type="dxa" w:w="3213"/>
+          </w:tcPr>
+          <w:p>
+            <w:r>
+              <w:t>弹性容器</w:t>
+            </w:r>
+          </w:p>
+        </w:tc>
+        <w:tc>
+          <w:tcPr>
+            <w:tcW w:type="dxa" w:w="3213"/>
+          </w:tcPr>
+          <w:p>
+            <w:r>
+              <w:t>写了 display: flex 的那个元素</w:t>
+            </w:r>
+          </w:p>
+        </w:tc>
+      </w:tr>
+      <w:tr>
+        <w:tc>
+          <w:tcPr>
+            <w:tcW w:type="dxa" w:w="3213"/>
+          </w:tcPr>
+          <w:p>
+            <w:r>
+              <w:t>flex item</w:t>
+            </w:r>
+          </w:p>
+        </w:tc>
+        <w:tc>
+          <w:tcPr>
+            <w:tcW w:type="dxa" w:w="3213"/>
+          </w:tcPr>
+          <w:p>
+            <w:r>
+              <w:t>弹性项目</w:t>
+            </w:r>
+          </w:p>
+        </w:tc>
+        <w:tc>
+          <w:tcPr>
+            <w:tcW w:type="dxa" w:w="3213"/>
+          </w:tcPr>
+          <w:p>
+            <w:r>
+              <w:t>容器的直接子元素，只有直接子元素算</w:t>
+            </w:r>
+          </w:p>
+        </w:tc>
+      </w:tr>
+      <w:tr>
+        <w:tc>
+          <w:tcPr>
+            <w:tcW w:type="dxa" w:w="3213"/>
+          </w:tcPr>
+          <w:p>
+            <w:r>
+              <w:t>main axis</w:t>
+            </w:r>
+          </w:p>
+        </w:tc>
+        <w:tc>
+          <w:tcPr>
+            <w:tcW w:type="dxa" w:w="3213"/>
+          </w:tcPr>
+          <w:p>
+            <w:r>
+              <w:t>主轴</w:t>
+            </w:r>
+          </w:p>
+        </w:tc>
+        <w:tc>
+          <w:tcPr>
+            <w:tcW w:type="dxa" w:w="3213"/>
+          </w:tcPr>
+          <w:p>
+            <w:r>
+              <w:t>项目排列的方向，默认水平，由 flex-direction 决定</w:t>
+            </w:r>
+          </w:p>
+        </w:tc>
+      </w:tr>
+      <w:tr>
+        <w:tc>
+          <w:tcPr>
+            <w:tcW w:type="dxa" w:w="3213"/>
+          </w:tcPr>
+          <w:p>
+            <w:r>
+              <w:t>cross axis</w:t>
+            </w:r>
+          </w:p>
+        </w:tc>
+        <w:tc>
+          <w:tcPr>
+            <w:tcW w:type="dxa" w:w="3213"/>
+          </w:tcPr>
+          <w:p>
+            <w:r>
+              <w:t>交叉轴</w:t>
+            </w:r>
+          </w:p>
+        </w:tc>
+        <w:tc>
+          <w:tcPr>
+            <w:tcW w:type="dxa" w:w="3213"/>
+          </w:tcPr>
+          <w:p>
+            <w:r>
+              <w:t>与主轴垂直的那条轴</w:t>
+            </w:r>
+          </w:p>
+        </w:tc>
+      </w:tr>
+      <w:tr>
+        <w:tc>
+          <w:tcPr>
+            <w:tcW w:type="dxa" w:w="3213"/>
+          </w:tcPr>
+          <w:p>
+            <w:r>
+              <w:t>justify-content</w:t>
+            </w:r>
+          </w:p>
+        </w:tc>
+        <w:tc>
+          <w:tcPr>
+            <w:tcW w:type="dxa" w:w="3213"/>
+          </w:tcPr>
+          <w:p>
+            <w:r>
+              <w:t>主轴对齐</w:t>
+            </w:r>
+          </w:p>
+        </w:tc>
+        <w:tc>
+          <w:tcPr>
+            <w:tcW w:type="dxa" w:w="3213"/>
+          </w:tcPr>
+          <w:p>
+            <w:r>
+              <w:t>项目沿主轴怎么分配空间</w:t>
+            </w:r>
+          </w:p>
+        </w:tc>
+      </w:tr>
+      <w:tr>
+        <w:tc>
+          <w:tcPr>
+            <w:tcW w:type="dxa" w:w="3213"/>
+          </w:tcPr>
+          <w:p>
+            <w:r>
+              <w:t>align-items</w:t>
+            </w:r>
+          </w:p>
+        </w:tc>
+        <w:tc>
+          <w:tcPr>
+            <w:tcW w:type="dxa" w:w="3213"/>
+          </w:tcPr>
+          <w:p>
+            <w:r>
+              <w:t>交叉轴对齐</w:t>
+            </w:r>
+          </w:p>
+        </w:tc>
+        <w:tc>
+          <w:tcPr>
+            <w:tcW w:type="dxa" w:w="3213"/>
+          </w:tcPr>
+          <w:p>
+            <w:r>
+              <w:t>项目在交叉轴方向怎么对齐</w:t>
+            </w:r>
+          </w:p>
+        </w:tc>
+      </w:tr>
+      <w:tr>
+        <w:tc>
+          <w:tcPr>
+            <w:tcW w:type="dxa" w:w="3213"/>
+          </w:tcPr>
+          <w:p>
+            <w:r>
+              <w:t>flex-direction</w:t>
+            </w:r>
+          </w:p>
+        </w:tc>
+        <w:tc>
+          <w:tcPr>
+            <w:tcW w:type="dxa" w:w="3213"/>
+          </w:tcPr>
+          <w:p>
+            <w:r>
+              <w:t>主轴方向</w:t>
+            </w:r>
+          </w:p>
+        </w:tc>
+        <w:tc>
+          <w:tcPr>
+            <w:tcW w:type="dxa" w:w="3213"/>
+          </w:tcPr>
+          <w:p>
+            <w:r>
+              <w:t>row / column / row-reverse / column-reverse</w:t>
+            </w:r>
+          </w:p>
+        </w:tc>
+      </w:tr>
+      <w:tr>
+        <w:tc>
+          <w:tcPr>
+            <w:tcW w:type="dxa" w:w="3213"/>
+          </w:tcPr>
+          <w:p>
+            <w:r>
+              <w:t>flex-wrap</w:t>
+            </w:r>
+          </w:p>
+        </w:tc>
+        <w:tc>
+          <w:tcPr>
+            <w:tcW w:type="dxa" w:w="3213"/>
+          </w:tcPr>
+          <w:p>
+            <w:r>
+              <w:t>换行</w:t>
+            </w:r>
+          </w:p>
+        </w:tc>
+        <w:tc>
+          <w:tcPr>
+            <w:tcW w:type="dxa" w:w="3213"/>
+          </w:tcPr>
+          <w:p>
+            <w:r>
+              <w:t>nowrap 挤在一行，wrap 装不下就换行</w:t>
+            </w:r>
+          </w:p>
+        </w:tc>
+      </w:tr>
+      <w:tr>
+        <w:tc>
+          <w:tcPr>
+            <w:tcW w:type="dxa" w:w="3213"/>
+          </w:tcPr>
+          <w:p>
+            <w:r>
+              <w:t>gap</w:t>
+            </w:r>
+          </w:p>
+        </w:tc>
+        <w:tc>
+          <w:tcPr>
+            <w:tcW w:type="dxa" w:w="3213"/>
+          </w:tcPr>
+          <w:p>
+            <w:r>
+              <w:t>间距</w:t>
+            </w:r>
+          </w:p>
+        </w:tc>
+        <w:tc>
+          <w:tcPr>
+            <w:tcW w:type="dxa" w:w="3213"/>
+          </w:tcPr>
+          <w:p>
+            <w:r>
+              <w:t>项目之间的距离，不加在两端</w:t>
+            </w:r>
+          </w:p>
+        </w:tc>
+      </w:tr>
+      <w:tr>
+        <w:tc>
+          <w:tcPr>
+            <w:tcW w:type="dxa" w:w="3213"/>
+          </w:tcPr>
+          <w:p>
+            <w:r>
+              <w:t>flex-grow</w:t>
+            </w:r>
+          </w:p>
+        </w:tc>
+        <w:tc>
+          <w:tcPr>
+            <w:tcW w:type="dxa" w:w="3213"/>
+          </w:tcPr>
+          <w:p>
+            <w:r>
+              <w:t>放大比例</w:t>
+            </w:r>
+          </w:p>
+        </w:tc>
+        <w:tc>
+          <w:tcPr>
+            <w:tcW w:type="dxa" w:w="3213"/>
+          </w:tcPr>
+          <w:p>
+            <w:r>
+              <w:t>有剩余空间时，我分多少份</w:t>
+            </w:r>
+          </w:p>
+        </w:tc>
+      </w:tr>
+      <w:tr>
+        <w:tc>
+          <w:tcPr>
+            <w:tcW w:type="dxa" w:w="3213"/>
+          </w:tcPr>
+          <w:p>
+            <w:r>
+              <w:t>flex-shrink</w:t>
+            </w:r>
+          </w:p>
+        </w:tc>
+        <w:tc>
+          <w:tcPr>
+            <w:tcW w:type="dxa" w:w="3213"/>
+          </w:tcPr>
+          <w:p>
+            <w:r>
+              <w:t>缩小比例</w:t>
+            </w:r>
+          </w:p>
+        </w:tc>
+        <w:tc>
+          <w:tcPr>
+            <w:tcW w:type="dxa" w:w="3213"/>
+          </w:tcPr>
+          <w:p>
+            <w:r>
+              <w:t>空间不够时，我让出多少</w:t>
+            </w:r>
+          </w:p>
+        </w:tc>
+      </w:tr>
+      <w:tr>
+        <w:tc>
+          <w:tcPr>
+            <w:tcW w:type="dxa" w:w="3213"/>
+          </w:tcPr>
+          <w:p>
+            <w:r>
+              <w:t>flex-basis</w:t>
+            </w:r>
+          </w:p>
+        </w:tc>
+        <w:tc>
+          <w:tcPr>
+            <w:tcW w:type="dxa" w:w="3213"/>
+          </w:tcPr>
+          <w:p>
+            <w:r>
+              <w:t>基准尺寸</w:t>
+            </w:r>
+          </w:p>
+        </w:tc>
+        <w:tc>
+          <w:tcPr>
+            <w:tcW w:type="dxa" w:w="3213"/>
+          </w:tcPr>
+          <w:p>
+            <w:r>
+              <w:t>分配空间前我先占多大</w:t>
+            </w:r>
+          </w:p>
+        </w:tc>
+      </w:tr>
+      <w:tr>
+        <w:tc>
+          <w:tcPr>
+            <w:tcW w:type="dxa" w:w="3213"/>
+          </w:tcPr>
+          <w:p>
+            <w:r>
+              <w:t>flex: 1</w:t>
+            </w:r>
+          </w:p>
+        </w:tc>
+        <w:tc>
+          <w:tcPr>
+            <w:tcW w:type="dxa" w:w="3213"/>
+          </w:tcPr>
+          <w:p>
+            <w:r>
+              <w:t>弹性简写</w:t>
+            </w:r>
+          </w:p>
+        </w:tc>
+        <w:tc>
+          <w:tcPr>
+            <w:tcW w:type="dxa" w:w="3213"/>
+          </w:tcPr>
+          <w:p>
+            <w:r>
+              <w:t>剩余空间全给我，多个各 1 就平分</w:t>
+            </w:r>
+          </w:p>
+        </w:tc>
+      </w:tr>
+      <w:tr>
+        <w:tc>
+          <w:tcPr>
+            <w:tcW w:type="dxa" w:w="3213"/>
+          </w:tcPr>
+          <w:p>
+            <w:r>
+              <w:t>intrinsic responsiveness</w:t>
+            </w:r>
+          </w:p>
+        </w:tc>
+        <w:tc>
+          <w:tcPr>
+            <w:tcW w:type="dxa" w:w="3213"/>
+          </w:tcPr>
+          <w:p>
+            <w:r>
+              <w:t>内在响应式</w:t>
+            </w:r>
+          </w:p>
+        </w:tc>
+        <w:tc>
+          <w:tcPr>
+            <w:tcW w:type="dxa" w:w="3213"/>
+          </w:tcPr>
+          <w:p>
+            <w:r>
+              <w:t>布局靠规则自动适应，不靠媒体查询断点</w:t>
+            </w:r>
+          </w:p>
+        </w:tc>
+      </w:tr>
+      <w:tr>
+        <w:tc>
+          <w:tcPr>
+            <w:tcW w:type="dxa" w:w="3213"/>
+          </w:tcPr>
+          <w:p>
+            <w:r>
+              <w:t>container property</w:t>
+            </w:r>
+          </w:p>
+        </w:tc>
+        <w:tc>
+          <w:tcPr>
+            <w:tcW w:type="dxa" w:w="3213"/>
+          </w:tcPr>
+          <w:p>
+            <w:r>
+              <w:t>容器属性</w:t>
+            </w:r>
+          </w:p>
+        </w:tc>
+        <w:tc>
+          <w:tcPr>
+            <w:tcW w:type="dxa" w:w="3213"/>
+          </w:tcPr>
+          <w:p>
+            <w:r>
+              <w:t>描述「我怎么排孩子」，写在父元素上</w:t>
+            </w:r>
+          </w:p>
+        </w:tc>
+      </w:tr>
+      <w:tr>
+        <w:tc>
+          <w:tcPr>
+            <w:tcW w:type="dxa" w:w="3213"/>
+          </w:tcPr>
+          <w:p>
+            <w:r>
+              <w:t>item property</w:t>
+            </w:r>
+          </w:p>
+        </w:tc>
+        <w:tc>
+          <w:tcPr>
+            <w:tcW w:type="dxa" w:w="3213"/>
+          </w:tcPr>
+          <w:p>
+            <w:r>
+              <w:t>项目属性</w:t>
+            </w:r>
+          </w:p>
+        </w:tc>
+        <w:tc>
+          <w:tcPr>
+            <w:tcW w:type="dxa" w:w="3213"/>
+          </w:tcPr>
+          <w:p>
+            <w:r>
+              <w:t>描述「我自己怎么长缩」，写在子元素上</w:t>
+            </w:r>
+          </w:p>
+        </w:tc>
+      </w:tr>
+    </w:tbl>
+    <w:p>
+      <w:pPr>
+        <w:pStyle w:val="Heading3"/>
+      </w:pPr>
+      <w:r>
+        <w:t>三、今天学到的新知识</w:t>
+      </w:r>
+    </w:p>
+    <w:p>
+      <w:pPr>
+        <w:pStyle w:val="ListBullet"/>
+      </w:pPr>
+      <w:r>
+        <w:t>Flexbox 是一维布局：要么排一行，要么排一列。二维（行列同时控制）要用 Grid。</w:t>
+      </w:r>
+    </w:p>
+    <w:p>
+      <w:pPr>
+        <w:pStyle w:val="ListBullet"/>
+      </w:pPr>
+      <w:r>
+        <w:t>容器和项目的划分只认「直接子元素」。孙子元素不受容器的 flex 属性影响，除非它自己也变成容器。</w:t>
+      </w:r>
+    </w:p>
+    <w:p>
+      <w:pPr>
+        <w:pStyle w:val="ListBullet"/>
+      </w:pPr>
+      <w:r>
+        <w:t>justify-content 永远管主轴，align-items 永远管交叉轴。轴转了，它们管的方向跟着转——不要死记左右和上下。</w:t>
+      </w:r>
+    </w:p>
+    <w:p>
+      <w:pPr>
+        <w:pStyle w:val="ListBullet"/>
+      </w:pPr>
+      <w:r>
+        <w:t>align-items 的默认值是 stretch：项目没写高度时会被拉满整个容器。很多「元素莫名变高」都是这个原因。</w:t>
+      </w:r>
+    </w:p>
+    <w:p>
+      <w:pPr>
+        <w:pStyle w:val="ListBullet"/>
+      </w:pPr>
+      <w:r>
+        <w:t>space-between / space-around / space-evenly 的区别：两端贴边 / 两端留半份 / 所有间隙相等。</w:t>
+      </w:r>
+    </w:p>
+    <w:p>
+      <w:pPr>
+        <w:pStyle w:val="ListBullet"/>
+      </w:pPr>
+      <w:r>
+        <w:t>flex: 1 表示吃掉剩余空间；几个都是 1 就平分。做等宽分栏、左右自适应布局全靠它。</w:t>
+      </w:r>
+    </w:p>
+    <w:p>
+      <w:pPr>
+        <w:pStyle w:val="ListBullet"/>
+      </w:pPr>
+      <w:r>
+        <w:t>flex: 1 1 260px 是卡片网格的标准写法：最小 260px，空间够就长，不够就换行。</w:t>
+      </w:r>
+    </w:p>
+    <w:p>
+      <w:pPr>
+        <w:pStyle w:val="ListBullet"/>
+      </w:pPr>
+      <w:r>
+        <w:t>gap 只加在项目之间，不加在两端，所以比 margin 好用，不会在容器边缘多出空白。</w:t>
+      </w:r>
+    </w:p>
+    <w:p>
+      <w:pPr>
+        <w:pStyle w:val="ListBullet"/>
+      </w:pPr>
+      <w:r>
+        <w:t>flex-wrap 是「内在响应式」：靠「放不放得下」自动换行，不需要写任何媒体查询。能用内在布局解决的，就不要用断点。</w:t>
+      </w:r>
+    </w:p>
+    <w:p>
+      <w:pPr>
+        <w:pStyle w:val="ListBullet"/>
+      </w:pPr>
+      <w:r>
+        <w:t>flex 属性分容器属性和项目属性两类。写到错误的层级上，浏览器不报错，只是没效果——这是最容易卡住人的地方。</w:t>
+      </w:r>
+    </w:p>
+    <w:p>
+      <w:pPr>
+        <w:pStyle w:val="ListBullet"/>
+      </w:pPr>
+      <w:r>
+        <w:t>position 只接受五个值（static / relative / absolute / fixed / sticky）。写别的值等于没写。</w:t>
+      </w:r>
+    </w:p>
+    <w:p>
+      <w:pPr>
+        <w:pStyle w:val="ListBullet"/>
+      </w:pPr>
+      <w:r>
+        <w:t>可以给单个项目加 display: flex，它同时是父容器的项目、也是自己孩子的容器。嵌套布局就是这么长出来的。</w:t>
+      </w:r>
+    </w:p>
+    <w:p>
+      <w:pPr>
+        <w:pStyle w:val="Heading3"/>
+      </w:pPr>
+      <w:r>
+        <w:t>四、今天的产出</w:t>
+      </w:r>
+    </w:p>
+    <w:p>
+      <w:pPr>
+        <w:pStyle w:val="ListBullet"/>
+      </w:pPr>
+      <w:r>
+        <w:t>作业：导航改 flex 横排、footer 两端分布、卡片列表改 flex-wrap 并排、卡片头部用 flex 替代 absolute</w:t>
+      </w:r>
+    </w:p>
+    <w:p>
+      <w:pPr>
+        <w:pStyle w:val="ListBullet"/>
+      </w:pPr>
+      <w:r>
+        <w:t>效果：820px 容器内卡片自动两列，窄屏自动一列，未写任何媒体查询</w:t>
+      </w:r>
+    </w:p>
+    <w:p>
+      <w:pPr>
+        <w:pStyle w:val="ListBullet"/>
+      </w:pPr>
+      <w:r>
+        <w:t>盲写练习：practice/warmup-day9.html（暴露了 border 缺样式、absolute 缺偏移两个盲点）</w:t>
+      </w:r>
+    </w:p>
+    <w:p>
+      <w:pPr>
+        <w:pStyle w:val="ListBullet"/>
+      </w:pPr>
+      <w:r>
+        <w:t>深水区：practice2/day1.html 复刻 MDN 顶部导航（logo + 菜单 + 登录按钮，中间用 flex:1 撑开）</w:t>
+      </w:r>
+    </w:p>
+    <w:p>
+      <w:pPr>
+        <w:pStyle w:val="ListBullet"/>
+      </w:pPr>
+      <w:r>
+        <w:t>验证：main.css 22 条规则、括号配对正确，四个地址均返回 HTTP 200</w:t>
+      </w:r>
+    </w:p>
+    <w:p>
+      <w:pPr>
+        <w:pStyle w:val="ListBullet"/>
+      </w:pPr>
+      <w:r>
+        <w:t>提交：feat: Day9 作业 / docs: 加入盲写与导航复刻练习</w:t>
+      </w:r>
+    </w:p>
+    <w:p>
+      <w:pPr>
+        <w:pStyle w:val="Heading3"/>
+      </w:pPr>
+      <w:r>
+        <w:t>五、明天要做的</w:t>
+      </w:r>
+    </w:p>
+    <w:p>
+      <w:r>
+        <w:t>Flexbox 下：常见布局套路的实战——三栏（左中右自适应）、卡片网格、垂直水平居中、导航栏、媒体对象（头像 + 文字）。把这些模式记熟，日常布局基本不用再想。</w:t>
       </w:r>
     </w:p>
     <w:sectPr>

--- a/学习摘要/W2-学习摘要.docx
+++ b/学习摘要/W2-学习摘要.docx
@@ -4136,6 +4136,842 @@
     <w:p>
       <w:r>
         <w:t>Flexbox 下：常见布局套路的实战——三栏（左中右自适应）、卡片网格、垂直水平居中、导航栏、媒体对象（头像 + 文字）。把这些模式记熟，日常布局基本不用再想。</w:t>
+      </w:r>
+    </w:p>
+    <w:p>
+      <w:r>
+        <w:br w:type="page"/>
+      </w:r>
+    </w:p>
+    <w:p>
+      <w:pPr>
+        <w:pStyle w:val="Heading2"/>
+      </w:pPr>
+      <w:r>
+        <w:t>第 10 天 · 2026-10-30</w:t>
+      </w:r>
+    </w:p>
+    <w:p>
+      <w:pPr>
+        <w:pStyle w:val="Heading3"/>
+      </w:pPr>
+      <w:r>
+        <w:t>一、今天犯的错误</w:t>
+      </w:r>
+    </w:p>
+    <w:tbl>
+      <w:tblPr>
+        <w:tblStyle w:val="TableGrid"/>
+        <w:tblW w:type="auto" w:w="0"/>
+        <w:tblLook w:firstColumn="1" w:firstRow="1" w:lastColumn="0" w:lastRow="0" w:noHBand="0" w:noVBand="1" w:val="04A0"/>
+      </w:tblPr>
+      <w:tblGrid>
+        <w:gridCol w:w="3213"/>
+        <w:gridCol w:w="3213"/>
+        <w:gridCol w:w="3213"/>
+      </w:tblGrid>
+      <w:tr>
+        <w:tc>
+          <w:tcPr>
+            <w:tcW w:type="dxa" w:w="3213"/>
+          </w:tcPr>
+          <w:p>
+            <w:r>
+              <w:rPr>
+                <w:b/>
+              </w:rPr>
+              <w:t>错误</w:t>
+            </w:r>
+          </w:p>
+        </w:tc>
+        <w:tc>
+          <w:tcPr>
+            <w:tcW w:type="dxa" w:w="3213"/>
+          </w:tcPr>
+          <w:p>
+            <w:r>
+              <w:rPr>
+                <w:b/>
+              </w:rPr>
+              <w:t>发生了什么</w:t>
+            </w:r>
+          </w:p>
+        </w:tc>
+        <w:tc>
+          <w:tcPr>
+            <w:tcW w:type="dxa" w:w="3213"/>
+          </w:tcPr>
+          <w:p>
+            <w:r>
+              <w:rPr>
+                <w:b/>
+              </w:rPr>
+              <w:t>以后怎么办</w:t>
+            </w:r>
+          </w:p>
+        </w:tc>
+      </w:tr>
+      <w:tr>
+        <w:tc>
+          <w:tcPr>
+            <w:tcW w:type="dxa" w:w="3213"/>
+          </w:tcPr>
+          <w:p>
+            <w:r>
+              <w:t>在 .css 文件里写了 &lt;style&gt; 标签</w:t>
+            </w:r>
+          </w:p>
+        </w:tc>
+        <w:tc>
+          <w:tcPr>
+            <w:tcW w:type="dxa" w:w="3213"/>
+          </w:tcPr>
+          <w:p>
+            <w:r>
+              <w:t>盲写时把整段规则包在 &lt;style&gt; 里。校验器会把 &lt;style&gt; 当成语法错误，后面的规则可能一起失效。</w:t>
+            </w:r>
+          </w:p>
+        </w:tc>
+        <w:tc>
+          <w:tcPr>
+            <w:tcW w:type="dxa" w:w="3213"/>
+          </w:tcPr>
+          <w:p>
+            <w:r>
+              <w:t>HTML 的东西放 HTML，CSS 文件里只写规则。两类文件不要混。</w:t>
+            </w:r>
+          </w:p>
+        </w:tc>
+      </w:tr>
+      <w:tr>
+        <w:tc>
+          <w:tcPr>
+            <w:tcW w:type="dxa" w:w="3213"/>
+          </w:tcPr>
+          <w:p>
+            <w:r>
+              <w:t>盲写把 padding 值记成了 4px 6px</w:t>
+            </w:r>
+          </w:p>
+        </w:tc>
+        <w:tc>
+          <w:tcPr>
+            <w:tcW w:type="dxa" w:w="3213"/>
+          </w:tcPr>
+          <w:p>
+            <w:r>
+              <w:t>原值是 16px 20px。属性记住了，具体数值记错了。</w:t>
+            </w:r>
+          </w:p>
+        </w:tc>
+        <w:tc>
+          <w:tcPr>
+            <w:tcW w:type="dxa" w:w="3213"/>
+          </w:tcPr>
+          <w:p>
+            <w:r>
+              <w:t>这很正常，是盲写最有价值的地方——它告诉你哪些细节要回头查。数值不用背，但要知道去哪查。</w:t>
+            </w:r>
+          </w:p>
+        </w:tc>
+      </w:tr>
+      <w:tr>
+        <w:tc>
+          <w:tcPr>
+            <w:tcW w:type="dxa" w:w="3213"/>
+          </w:tcPr>
+          <w:p>
+            <w:r>
+              <w:t>把 h2 挪到了 main 外面</w:t>
+            </w:r>
+          </w:p>
+        </w:tc>
+        <w:tc>
+          <w:tcPr>
+            <w:tcW w:type="dxa" w:w="3213"/>
+          </w:tcPr>
+          <w:p>
+            <w:r>
+              <w:t>main 改成 flex 容器后，它里面的所有直接子元素都成了 flex 项目，h2 也变成了竖条，跟卡片并排。为了让它正常，就把它挪出了 main。</w:t>
+            </w:r>
+          </w:p>
+        </w:tc>
+        <w:tc>
+          <w:tcPr>
+            <w:tcW w:type="dxa" w:w="3213"/>
+          </w:tcPr>
+          <w:p>
+            <w:r>
+              <w:t>视觉上解决了，语义上错了——这一节的标题应该在主内容区里。正确做法是留在 section 里，用 flex: 1 0 100% 让它独占一行。</w:t>
+            </w:r>
+          </w:p>
+        </w:tc>
+      </w:tr>
+      <w:tr>
+        <w:tc>
+          <w:tcPr>
+            <w:tcW w:type="dxa" w:w="3213"/>
+          </w:tcPr>
+          <w:p>
+            <w:r>
+              <w:t>img { flex: none } 用了全局元素选择器</w:t>
+            </w:r>
+          </w:p>
+        </w:tc>
+        <w:tc>
+          <w:tcPr>
+            <w:tcW w:type="dxa" w:w="3213"/>
+          </w:tcPr>
+          <w:p>
+            <w:r>
+              <w:t>这会让页面上所有图片都不放大不缩小。当前只有一张图，所以没问题；但以后想拉伸某张图（如 banner）就得单独覆盖。</w:t>
+            </w:r>
+          </w:p>
+        </w:tc>
+        <w:tc>
+          <w:tcPr>
+            <w:tcW w:type="dxa" w:w="3213"/>
+          </w:tcPr>
+          <w:p>
+            <w:r>
+              <w:t>全局改省事、局部改精确，要清楚自己选了哪个。想精确就写 .容器 img。</w:t>
+            </w:r>
+          </w:p>
+        </w:tc>
+      </w:tr>
+    </w:tbl>
+    <w:p>
+      <w:pPr>
+        <w:pStyle w:val="Heading3"/>
+      </w:pPr>
+      <w:r>
+        <w:t>二、新词与生词</w:t>
+      </w:r>
+    </w:p>
+    <w:tbl>
+      <w:tblPr>
+        <w:tblStyle w:val="TableGrid"/>
+        <w:tblW w:type="auto" w:w="0"/>
+        <w:tblLook w:firstColumn="1" w:firstRow="1" w:lastColumn="0" w:lastRow="0" w:noHBand="0" w:noVBand="1" w:val="04A0"/>
+      </w:tblPr>
+      <w:tblGrid>
+        <w:gridCol w:w="3213"/>
+        <w:gridCol w:w="3213"/>
+        <w:gridCol w:w="3213"/>
+      </w:tblGrid>
+      <w:tr>
+        <w:tc>
+          <w:tcPr>
+            <w:tcW w:type="dxa" w:w="3213"/>
+          </w:tcPr>
+          <w:p>
+            <w:r>
+              <w:rPr>
+                <w:b/>
+              </w:rPr>
+              <w:t>英文</w:t>
+            </w:r>
+          </w:p>
+        </w:tc>
+        <w:tc>
+          <w:tcPr>
+            <w:tcW w:type="dxa" w:w="3213"/>
+          </w:tcPr>
+          <w:p>
+            <w:r>
+              <w:rPr>
+                <w:b/>
+              </w:rPr>
+              <w:t>中文</w:t>
+            </w:r>
+          </w:p>
+        </w:tc>
+        <w:tc>
+          <w:tcPr>
+            <w:tcW w:type="dxa" w:w="3213"/>
+          </w:tcPr>
+          <w:p>
+            <w:r>
+              <w:rPr>
+                <w:b/>
+              </w:rPr>
+              <w:t>用大白话说</w:t>
+            </w:r>
+          </w:p>
+        </w:tc>
+      </w:tr>
+      <w:tr>
+        <w:tc>
+          <w:tcPr>
+            <w:tcW w:type="dxa" w:w="3213"/>
+          </w:tcPr>
+          <w:p>
+            <w:r>
+              <w:t>layout pattern</w:t>
+            </w:r>
+          </w:p>
+        </w:tc>
+        <w:tc>
+          <w:tcPr>
+            <w:tcW w:type="dxa" w:w="3213"/>
+          </w:tcPr>
+          <w:p>
+            <w:r>
+              <w:t>布局模式</w:t>
+            </w:r>
+          </w:p>
+        </w:tc>
+        <w:tc>
+          <w:tcPr>
+            <w:tcW w:type="dxa" w:w="3213"/>
+          </w:tcPr>
+          <w:p>
+            <w:r>
+              <w:t>反复出现、可以直接套用的布局结构</w:t>
+            </w:r>
+          </w:p>
+        </w:tc>
+      </w:tr>
+      <w:tr>
+        <w:tc>
+          <w:tcPr>
+            <w:tcW w:type="dxa" w:w="3213"/>
+          </w:tcPr>
+          <w:p>
+            <w:r>
+              <w:t>sticky footer</w:t>
+            </w:r>
+          </w:p>
+        </w:tc>
+        <w:tc>
+          <w:tcPr>
+            <w:tcW w:type="dxa" w:w="3213"/>
+          </w:tcPr>
+          <w:p>
+            <w:r>
+              <w:t>页脚贴底</w:t>
+            </w:r>
+          </w:p>
+        </w:tc>
+        <w:tc>
+          <w:tcPr>
+            <w:tcW w:type="dxa" w:w="3213"/>
+          </w:tcPr>
+          <w:p>
+            <w:r>
+              <w:t>内容不足一屏时，页脚也固定在窗口底部</w:t>
+            </w:r>
+          </w:p>
+        </w:tc>
+      </w:tr>
+      <w:tr>
+        <w:tc>
+          <w:tcPr>
+            <w:tcW w:type="dxa" w:w="3213"/>
+          </w:tcPr>
+          <w:p>
+            <w:r>
+              <w:t>media object</w:t>
+            </w:r>
+          </w:p>
+        </w:tc>
+        <w:tc>
+          <w:tcPr>
+            <w:tcW w:type="dxa" w:w="3213"/>
+          </w:tcPr>
+          <w:p>
+            <w:r>
+              <w:t>媒体对象</w:t>
+            </w:r>
+          </w:p>
+        </w:tc>
+        <w:tc>
+          <w:tcPr>
+            <w:tcW w:type="dxa" w:w="3213"/>
+          </w:tcPr>
+          <w:p>
+            <w:r>
+              <w:t>左边头像/图片、右边文字的经典结构</w:t>
+            </w:r>
+          </w:p>
+        </w:tc>
+      </w:tr>
+      <w:tr>
+        <w:tc>
+          <w:tcPr>
+            <w:tcW w:type="dxa" w:w="3213"/>
+          </w:tcPr>
+          <w:p>
+            <w:r>
+              <w:t>equal height</w:t>
+            </w:r>
+          </w:p>
+        </w:tc>
+        <w:tc>
+          <w:tcPr>
+            <w:tcW w:type="dxa" w:w="3213"/>
+          </w:tcPr>
+          <w:p>
+            <w:r>
+              <w:t>等高列</w:t>
+            </w:r>
+          </w:p>
+        </w:tc>
+        <w:tc>
+          <w:tcPr>
+            <w:tcW w:type="dxa" w:w="3213"/>
+          </w:tcPr>
+          <w:p>
+            <w:r>
+              <w:t>并排的几列高度自动一致</w:t>
+            </w:r>
+          </w:p>
+        </w:tc>
+      </w:tr>
+      <w:tr>
+        <w:tc>
+          <w:tcPr>
+            <w:tcW w:type="dxa" w:w="3213"/>
+          </w:tcPr>
+          <w:p>
+            <w:r>
+              <w:t>min-height: 100vh</w:t>
+            </w:r>
+          </w:p>
+        </w:tc>
+        <w:tc>
+          <w:tcPr>
+            <w:tcW w:type="dxa" w:w="3213"/>
+          </w:tcPr>
+          <w:p>
+            <w:r>
+              <w:t>最小高度占满视口</w:t>
+            </w:r>
+          </w:p>
+        </w:tc>
+        <w:tc>
+          <w:tcPr>
+            <w:tcW w:type="dxa" w:w="3213"/>
+          </w:tcPr>
+          <w:p>
+            <w:r>
+              <w:t>vh 是视口高度，100vh 就是一屏</w:t>
+            </w:r>
+          </w:p>
+        </w:tc>
+      </w:tr>
+      <w:tr>
+        <w:tc>
+          <w:tcPr>
+            <w:tcW w:type="dxa" w:w="3213"/>
+          </w:tcPr>
+          <w:p>
+            <w:r>
+              <w:t>flex: 0 0 160px</w:t>
+            </w:r>
+          </w:p>
+        </w:tc>
+        <w:tc>
+          <w:tcPr>
+            <w:tcW w:type="dxa" w:w="3213"/>
+          </w:tcPr>
+          <w:p>
+            <w:r>
+              <w:t>固定尺寸项目</w:t>
+            </w:r>
+          </w:p>
+        </w:tc>
+        <w:tc>
+          <w:tcPr>
+            <w:tcW w:type="dxa" w:w="3213"/>
+          </w:tcPr>
+          <w:p>
+            <w:r>
+              <w:t>不放大、不缩小、基准 160px</w:t>
+            </w:r>
+          </w:p>
+        </w:tc>
+      </w:tr>
+      <w:tr>
+        <w:tc>
+          <w:tcPr>
+            <w:tcW w:type="dxa" w:w="3213"/>
+          </w:tcPr>
+          <w:p>
+            <w:r>
+              <w:t>flex: 1</w:t>
+            </w:r>
+          </w:p>
+        </w:tc>
+        <w:tc>
+          <w:tcPr>
+            <w:tcW w:type="dxa" w:w="3213"/>
+          </w:tcPr>
+          <w:p>
+            <w:r>
+              <w:t>弹性填充</w:t>
+            </w:r>
+          </w:p>
+        </w:tc>
+        <w:tc>
+          <w:tcPr>
+            <w:tcW w:type="dxa" w:w="3213"/>
+          </w:tcPr>
+          <w:p>
+            <w:r>
+              <w:t>等价于 1 1 0%，吃掉全部剩余空间</w:t>
+            </w:r>
+          </w:p>
+        </w:tc>
+      </w:tr>
+      <w:tr>
+        <w:tc>
+          <w:tcPr>
+            <w:tcW w:type="dxa" w:w="3213"/>
+          </w:tcPr>
+          <w:p>
+            <w:r>
+              <w:t>flex: 1 1 420px</w:t>
+            </w:r>
+          </w:p>
+        </w:tc>
+        <w:tc>
+          <w:tcPr>
+            <w:tcW w:type="dxa" w:w="3213"/>
+          </w:tcPr>
+          <w:p>
+            <w:r>
+              <w:t>弹性区间</w:t>
+            </w:r>
+          </w:p>
+        </w:tc>
+        <w:tc>
+          <w:tcPr>
+            <w:tcW w:type="dxa" w:w="3213"/>
+          </w:tcPr>
+          <w:p>
+            <w:r>
+              <w:t>最小 420，能长能缩，常用来做自动换行的栏</w:t>
+            </w:r>
+          </w:p>
+        </w:tc>
+      </w:tr>
+      <w:tr>
+        <w:tc>
+          <w:tcPr>
+            <w:tcW w:type="dxa" w:w="3213"/>
+          </w:tcPr>
+          <w:p>
+            <w:r>
+              <w:t>flex-basis: 100%</w:t>
+            </w:r>
+          </w:p>
+        </w:tc>
+        <w:tc>
+          <w:tcPr>
+            <w:tcW w:type="dxa" w:w="3213"/>
+          </w:tcPr>
+          <w:p>
+            <w:r>
+              <w:t>基准占满一行</w:t>
+            </w:r>
+          </w:p>
+        </w:tc>
+        <w:tc>
+          <w:tcPr>
+            <w:tcW w:type="dxa" w:w="3213"/>
+          </w:tcPr>
+          <w:p>
+            <w:r>
+              <w:t>在 wrap 容器里让某个项目独占一行</w:t>
+            </w:r>
+          </w:p>
+        </w:tc>
+      </w:tr>
+      <w:tr>
+        <w:tc>
+          <w:tcPr>
+            <w:tcW w:type="dxa" w:w="3213"/>
+          </w:tcPr>
+          <w:p>
+            <w:r>
+              <w:t>align-items: flex-start</w:t>
+            </w:r>
+          </w:p>
+        </w:tc>
+        <w:tc>
+          <w:tcPr>
+            <w:tcW w:type="dxa" w:w="3213"/>
+          </w:tcPr>
+          <w:p>
+            <w:r>
+              <w:t>顶端对齐</w:t>
+            </w:r>
+          </w:p>
+        </w:tc>
+        <w:tc>
+          <w:tcPr>
+            <w:tcW w:type="dxa" w:w="3213"/>
+          </w:tcPr>
+          <w:p>
+            <w:r>
+              <w:t>项目只占自己需要的高度，不被拉伸</w:t>
+            </w:r>
+          </w:p>
+        </w:tc>
+      </w:tr>
+      <w:tr>
+        <w:tc>
+          <w:tcPr>
+            <w:tcW w:type="dxa" w:w="3213"/>
+          </w:tcPr>
+          <w:p>
+            <w:r>
+              <w:t>scope</w:t>
+            </w:r>
+          </w:p>
+        </w:tc>
+        <w:tc>
+          <w:tcPr>
+            <w:tcW w:type="dxa" w:w="3213"/>
+          </w:tcPr>
+          <w:p>
+            <w:r>
+              <w:t>作用范围</w:t>
+            </w:r>
+          </w:p>
+        </w:tc>
+        <w:tc>
+          <w:tcPr>
+            <w:tcW w:type="dxa" w:w="3213"/>
+          </w:tcPr>
+          <w:p>
+            <w:r>
+              <w:t>一条规则影响哪些元素</w:t>
+            </w:r>
+          </w:p>
+        </w:tc>
+      </w:tr>
+      <w:tr>
+        <w:tc>
+          <w:tcPr>
+            <w:tcW w:type="dxa" w:w="3213"/>
+          </w:tcPr>
+          <w:p>
+            <w:r>
+              <w:t>inline style</w:t>
+            </w:r>
+          </w:p>
+        </w:tc>
+        <w:tc>
+          <w:tcPr>
+            <w:tcW w:type="dxa" w:w="3213"/>
+          </w:tcPr>
+          <w:p>
+            <w:r>
+              <w:t>行内样式</w:t>
+            </w:r>
+          </w:p>
+        </w:tc>
+        <w:tc>
+          <w:tcPr>
+            <w:tcW w:type="dxa" w:w="3213"/>
+          </w:tcPr>
+          <w:p>
+            <w:r>
+              <w:t>写在标签 style 属性里，优先级最高</w:t>
+            </w:r>
+          </w:p>
+        </w:tc>
+      </w:tr>
+    </w:tbl>
+    <w:p>
+      <w:pPr>
+        <w:pStyle w:val="Heading3"/>
+      </w:pPr>
+      <w:r>
+        <w:t>三、今天学到的新知识</w:t>
+      </w:r>
+    </w:p>
+    <w:p>
+      <w:pPr>
+        <w:pStyle w:val="ListBullet"/>
+      </w:pPr>
+      <w:r>
+        <w:t>布局提速的关键不是记住更多属性，而是把常见需求背成固定组合：三栏、居中、卡片网格、媒体对象、页脚贴底。</w:t>
+      </w:r>
+    </w:p>
+    <w:p>
+      <w:pPr>
+        <w:pStyle w:val="ListBullet"/>
+      </w:pPr>
+      <w:r>
+        <w:t>水平垂直居中：容器 display: flex + justify-content: center + align-items: center，两个方向都要写。</w:t>
+      </w:r>
+    </w:p>
+    <w:p>
+      <w:pPr>
+        <w:pStyle w:val="ListBullet"/>
+      </w:pPr>
+      <w:r>
+        <w:t>三栏：两侧 flex: 0 0 固定值，中间 flex: 1。flex: 0 0 160px 的三个值分别是 grow / shrink / basis。</w:t>
+      </w:r>
+    </w:p>
+    <w:p>
+      <w:pPr>
+        <w:pStyle w:val="ListBullet"/>
+      </w:pPr>
+      <w:r>
+        <w:t>flex: 1 等价于 flex: 1 1 0%，意思是「能长、能缩、基准为 0」，所以永远吃掉剩余空间。</w:t>
+      </w:r>
+    </w:p>
+    <w:p>
+      <w:pPr>
+        <w:pStyle w:val="ListBullet"/>
+      </w:pPr>
+      <w:r>
+        <w:t>等高列是免费的：align-items 默认值 stretch 会把同排项目拉到一样高。想要各自独立高度就写 flex-start。</w:t>
+      </w:r>
+    </w:p>
+    <w:p>
+      <w:pPr>
+        <w:pStyle w:val="ListBullet"/>
+      </w:pPr>
+      <w:r>
+        <w:t>媒体对象（头像 + 文字）：容器 flex，头像 flex: none。不加 flex: none 时，文字一长头像会被压扁。</w:t>
+      </w:r>
+    </w:p>
+    <w:p>
+      <w:pPr>
+        <w:pStyle w:val="ListBullet"/>
+      </w:pPr>
+      <w:r>
+        <w:t>卡片网格：父容器 flex-wrap: wrap + gap，子项 flex: 1 1 220px。宽度够就并排，不够就换行，不需要媒体查询。</w:t>
+      </w:r>
+    </w:p>
+    <w:p>
+      <w:pPr>
+        <w:pStyle w:val="ListBullet"/>
+      </w:pPr>
+      <w:r>
+        <w:t>把 main 改成 flex 容器后，它所有的直接子元素都会变成 flex 项目——包括你原来放在里面的标题。这是「布局改动带来的连锁反应」。</w:t>
+      </w:r>
+    </w:p>
+    <w:p>
+      <w:pPr>
+        <w:pStyle w:val="ListBullet"/>
+      </w:pPr>
+      <w:r>
+        <w:t>在换行容器里让某个项目独占一行：flex: 1 0 100%。标题跟着卡片并排的问题就是这么解的。</w:t>
+      </w:r>
+    </w:p>
+    <w:p>
+      <w:pPr>
+        <w:pStyle w:val="ListBullet"/>
+      </w:pPr>
+      <w:r>
+        <w:t>页脚贴底：body 用 min-height: 100vh + flex-direction: column，main 用 flex: 1。用 min-height 而不是 height，内容超长时页面才能继续长。</w:t>
+      </w:r>
+    </w:p>
+    <w:p>
+      <w:pPr>
+        <w:pStyle w:val="ListBullet"/>
+      </w:pPr>
+      <w:r>
+        <w:t>行内样式优先级最高，临时调试好用，但正式样式应该写进 CSS 文件——否则以后想统一调整会很麻烦。</w:t>
+      </w:r>
+    </w:p>
+    <w:p>
+      <w:pPr>
+        <w:pStyle w:val="ListBullet"/>
+      </w:pPr>
+      <w:r>
+        <w:t>元素选择器（img）作用范围是整个页面，类选择器作用范围是你指定的地方。选择哪个是精度和便利的取舍。</w:t>
+      </w:r>
+    </w:p>
+    <w:p>
+      <w:pPr>
+        <w:pStyle w:val="Heading3"/>
+      </w:pPr>
+      <w:r>
+        <w:t>四、今天的产出</w:t>
+      </w:r>
+    </w:p>
+    <w:p>
+      <w:pPr>
+        <w:pStyle w:val="ListBullet"/>
+      </w:pPr>
+      <w:r>
+        <w:t>main 改为两栏布局：.posts 用 flex: 1 1 420px 自适应，.sidebar 用 flex: 0 1 240px 固定，窄屏自动堆叠</w:t>
+      </w:r>
+    </w:p>
+    <w:p>
+      <w:pPr>
+        <w:pStyle w:val="ListBullet"/>
+      </w:pPr>
+      <w:r>
+        <w:t>页脚贴底：body 加 min-height: 100vh + flex column，main 加 flex: 1</w:t>
+      </w:r>
+    </w:p>
+    <w:p>
+      <w:pPr>
+        <w:pStyle w:val="ListBullet"/>
+      </w:pPr>
+      <w:r>
+        <w:t>图片改为媒体对象：图片 flex: none，与图注横排</w:t>
+      </w:r>
+    </w:p>
+    <w:p>
+      <w:pPr>
+        <w:pStyle w:val="ListBullet"/>
+      </w:pPr>
+      <w:r>
+        <w:t>标题层级修正：每篇日志从 h2 改为 h3，恢复 h1 → h2 → h3 的层级</w:t>
+      </w:r>
+    </w:p>
+    <w:p>
+      <w:pPr>
+        <w:pStyle w:val="ListBullet"/>
+      </w:pPr>
+      <w:r>
+        <w:t>标题归位：.posts &gt; .title 用 flex: 1 0 100% 独占一行</w:t>
+      </w:r>
+    </w:p>
+    <w:p>
+      <w:pPr>
+        <w:pStyle w:val="ListBullet"/>
+      </w:pPr>
+      <w:r>
+        <w:t>盲写练习：practice/main.css（暴露了 .css 里写 &lt;style&gt; 的错误）</w:t>
+      </w:r>
+    </w:p>
+    <w:p>
+      <w:pPr>
+        <w:pStyle w:val="ListBullet"/>
+      </w:pPr>
+      <w:r>
+        <w:t>验证：main.css 26 条规则、括号配对正确，四个地址均返回 HTTP 200</w:t>
+      </w:r>
+    </w:p>
+    <w:p>
+      <w:pPr>
+        <w:pStyle w:val="ListBullet"/>
+      </w:pPr>
+      <w:r>
+        <w:t>提交：feat: Day10 作业 / docs: Day10 盲写 / docs: W2 Day10 课件</w:t>
+      </w:r>
+    </w:p>
+    <w:p>
+      <w:pPr>
+        <w:pStyle w:val="Heading3"/>
+      </w:pPr>
+      <w:r>
+        <w:t>五、明天要做的</w:t>
+      </w:r>
+    </w:p>
+    <w:p>
+      <w:r>
+        <w:t>周六复刻挑战（2-3 小时）：挑一个真实网站的一块区域——导航、卡片、定价表或文章页——复刻到 80% 相似度。这是 W2 的收官作业，也是第一次完整模拟真实工作：给一张图，做出结构、布局和间距。</w:t>
       </w:r>
     </w:p>
     <w:sectPr>
